--- a/docs/assets/docs/05_Zovshoorol.docx
+++ b/docs/assets/docs/05_Zovshoorol.docx
@@ -53,7 +53,7 @@
           <w:i/>
           <w:sz w:val="17"/>
         </w:rPr>
-        <w:t>«Ангийн аварга – CS2 2026» тэмцээнд оролцох, хувийн мэдээлэл боловсруулах, тоглолтыг шууд дамжуулах тухай (Хүүхэд хамгааллын тухай хуулийн 9¹.1, Хүний хувийн мэдээлэл хамгаалах тухай хуулийн 8 дугаар зүйлийн дагуу)</w:t>
+        <w:t>«Сургуулийн аварга – CS2 2026» тэмцээнд оролцох, хувийн мэдээлэл боловсруулах, тоглолтыг шууд дамжуулах тухай (Хүүхэд хамгааллын тухай хуулийн 9¹.1, Хүний хувийн мэдээлэл хамгаалах тухай хуулийн 8 дугаар зүйлийн дагуу)</w:t>
       </w:r>
     </w:p>
     <w:p>
@@ -106,13 +106,13 @@
         <w:tblLook w:firstColumn="1" w:firstRow="1" w:lastColumn="0" w:lastRow="0" w:noHBand="0" w:noVBand="1" w:val="04A0"/>
       </w:tblPr>
       <w:tblGrid>
-        <w:gridCol w:w="2041"/>
-        <w:gridCol w:w="8165"/>
+        <w:gridCol w:w="1814"/>
+        <w:gridCol w:w="8392"/>
       </w:tblGrid>
       <w:tr>
         <w:tc>
           <w:tcPr>
-            <w:tcW w:type="dxa" w:w="2041"/>
+            <w:tcW w:type="dxa" w:w="1814"/>
             <w:vAlign w:val="center"/>
           </w:tcPr>
           <w:p>
@@ -133,7 +133,7 @@
         </w:tc>
         <w:tc>
           <w:tcPr>
-            <w:tcW w:type="dxa" w:w="8164"/>
+            <w:tcW w:type="dxa" w:w="8391"/>
             <w:vAlign w:val="center"/>
           </w:tcPr>
           <w:p>
@@ -148,26 +148,7 @@
                 <w:i w:val="0"/>
                 <w:sz w:val="17"/>
               </w:rPr>
-              <w:t>«</w:t>
-            </w:r>
-            <w:r>
-              <w:rPr>
-                <w:rFonts w:ascii="Arial" w:hAnsi="Arial" w:cs="Arial" w:eastAsia="Arial"/>
-                <w:b w:val="0"/>
-                <w:i w:val="0"/>
-                <w:sz w:val="17"/>
-                <w:highlight w:val="yellow"/>
-              </w:rPr>
-              <w:t>[Сургуулийн нэр]</w:t>
-            </w:r>
-            <w:r>
-              <w:rPr>
-                <w:rFonts w:ascii="Arial" w:hAnsi="Arial" w:cs="Arial" w:eastAsia="Arial"/>
-                <w:b w:val="0"/>
-                <w:i w:val="0"/>
-                <w:sz w:val="17"/>
-              </w:rPr>
-              <w:t>-ийн 8–12 дугаар ангийн сурагчдын дунд зохион байгуулах “Ангийн аварга – CS2 2026” Counter-Strike 2 цахим спортын тэмцээн»</w:t>
+              <w:t>«Octolearn London School-ийн 8–12 дугаар ангийн сурагчдын дунд зохион байгуулах “Сургуулийн аварга – CS2 2026” Counter-Strike 2 цахим спортын тэмцээн»</w:t>
             </w:r>
           </w:p>
         </w:tc>
@@ -175,7 +156,7 @@
       <w:tr>
         <w:tc>
           <w:tcPr>
-            <w:tcW w:type="dxa" w:w="2041"/>
+            <w:tcW w:type="dxa" w:w="1814"/>
             <w:vAlign w:val="center"/>
           </w:tcPr>
           <w:p>
@@ -196,7 +177,7 @@
         </w:tc>
         <w:tc>
           <w:tcPr>
-            <w:tcW w:type="dxa" w:w="8164"/>
+            <w:tcW w:type="dxa" w:w="8391"/>
             <w:vAlign w:val="center"/>
           </w:tcPr>
           <w:p>
@@ -220,7 +201,7 @@
                 <w:i w:val="0"/>
                 <w:sz w:val="17"/>
               </w:rPr>
-              <w:t xml:space="preserve"> 07:30-аас техникийн бэлтгэл; сурагчид 08:30-аас (бүртгэл 08:30–09:00, нээлт 09:00–09:30); тоглолт 09:45–16:45, нөөц цаг 16:45–17:45; өдрийн дүнг 18:00-аас өмнө зарлана. Баг бүр 2 тоглолт тоглоно. </w:t>
+              <w:t xml:space="preserve"> сурагчид 08:30-аас (нээлт 09:00); тоглолт 09:45–16:45, нөөц цаг 16:45–17:45; баг бүр 2 тоглолт тоглоно. </w:t>
             </w:r>
             <w:r>
               <w:rPr>
@@ -238,7 +219,7 @@
                 <w:i w:val="0"/>
                 <w:sz w:val="17"/>
               </w:rPr>
-              <w:t xml:space="preserve"> хэсгээсээ шалгарсан 8 баг 08:45-аас (1 дэх өдрийн дуусаагүй тоглолттой баг 08:15-аас) 17:15 хүртэл; хаалт, шагнал гардуулах 16:15–17:00. 18:00 цагаас хойш үйл ажиллагаа явуулахгүй. Бэлтгэл: Steam нэвтрэлтийн дадлага 10.19–10.21-нд хичээлийн дараа. Хичээлийн үйл ажиллагааг тасалдуулахгүй (Хүүхэд хамгааллын тухай хуулийн 9¹.2).</w:t>
+              <w:t xml:space="preserve"> шалгарсан 8 баг 08:45-аас (нөөц ээлжийн баг 08:15-аас) 17:15 хүртэл; хаалт, шагнал гардуулах 16:15–17:00. 18:00 цагаас хойш үргэлжлэхгүй. Steam нэвтрэлтийн дадлага 10.19–10.23-нд хичээлийн дараа; хичээлийг тасалдуулахгүй (Хүүхэд хамгааллын тухай хуулийн 9¹.2).</w:t>
             </w:r>
           </w:p>
         </w:tc>
@@ -246,7 +227,7 @@
       <w:tr>
         <w:tc>
           <w:tcPr>
-            <w:tcW w:type="dxa" w:w="2041"/>
+            <w:tcW w:type="dxa" w:w="1814"/>
             <w:vAlign w:val="center"/>
           </w:tcPr>
           <w:p>
@@ -267,7 +248,7 @@
         </w:tc>
         <w:tc>
           <w:tcPr>
-            <w:tcW w:type="dxa" w:w="8164"/>
+            <w:tcW w:type="dxa" w:w="8391"/>
             <w:vAlign w:val="center"/>
           </w:tcPr>
           <w:p>
@@ -282,26 +263,7 @@
                 <w:i w:val="0"/>
                 <w:sz w:val="17"/>
               </w:rPr>
-              <w:t xml:space="preserve">Тоглогчид — </w:t>
-            </w:r>
-            <w:r>
-              <w:rPr>
-                <w:rFonts w:ascii="Arial" w:hAnsi="Arial" w:cs="Arial" w:eastAsia="Arial"/>
-                <w:b w:val="0"/>
-                <w:i w:val="0"/>
-                <w:sz w:val="17"/>
-                <w:highlight w:val="yellow"/>
-              </w:rPr>
-              <w:t>[Сургуулийн нэр]</w:t>
-            </w:r>
-            <w:r>
-              <w:rPr>
-                <w:rFonts w:ascii="Arial" w:hAnsi="Arial" w:cs="Arial" w:eastAsia="Arial"/>
-                <w:b w:val="0"/>
-                <w:i w:val="0"/>
-                <w:sz w:val="17"/>
-              </w:rPr>
-              <w:t>-ийн компьютерийн лаборатори (</w:t>
+              <w:t>Тоглогчид — Octolearn London School-ийн компьютерийн лаборатори (</w:t>
             </w:r>
             <w:r>
               <w:rPr>
@@ -366,7 +328,7 @@
       <w:tr>
         <w:tc>
           <w:tcPr>
-            <w:tcW w:type="dxa" w:w="2041"/>
+            <w:tcW w:type="dxa" w:w="1814"/>
             <w:vAlign w:val="center"/>
           </w:tcPr>
           <w:p>
@@ -387,7 +349,7 @@
         </w:tc>
         <w:tc>
           <w:tcPr>
-            <w:tcW w:type="dxa" w:w="8164"/>
+            <w:tcW w:type="dxa" w:w="8391"/>
             <w:vAlign w:val="center"/>
           </w:tcPr>
           <w:p>
@@ -402,26 +364,7 @@
                 <w:i w:val="0"/>
                 <w:sz w:val="17"/>
               </w:rPr>
-              <w:t>Тоглолтын дүрс (CSTV, 90 секундын саатал), тайлбарлагчийн дууг сургуулийн албан ёсны Facebook хуудас «</w:t>
-            </w:r>
-            <w:r>
-              <w:rPr>
-                <w:rFonts w:ascii="Arial" w:hAnsi="Arial" w:cs="Arial" w:eastAsia="Arial"/>
-                <w:b w:val="0"/>
-                <w:i w:val="0"/>
-                <w:sz w:val="17"/>
-                <w:highlight w:val="yellow"/>
-              </w:rPr>
-              <w:t>[Facebook хуудасны нэр]</w:t>
-            </w:r>
-            <w:r>
-              <w:rPr>
-                <w:rFonts w:ascii="Arial" w:hAnsi="Arial" w:cs="Arial" w:eastAsia="Arial"/>
-                <w:b w:val="0"/>
-                <w:i w:val="0"/>
-                <w:sz w:val="17"/>
-              </w:rPr>
-              <w:t xml:space="preserve">»-нд </w:t>
+              <w:t xml:space="preserve">Тоглолтын дүрс (CSTV, 90 секундын саатал), тайлбарлагчийн дууг сургуулийн албан ёсны Facebook хуудас «Octolearn London School»-д </w:t>
             </w:r>
             <w:r>
               <w:rPr>
@@ -465,7 +408,7 @@
       <w:tr>
         <w:tc>
           <w:tcPr>
-            <w:tcW w:type="dxa" w:w="2041"/>
+            <w:tcW w:type="dxa" w:w="1814"/>
             <w:vAlign w:val="center"/>
           </w:tcPr>
           <w:p>
@@ -486,7 +429,7 @@
         </w:tc>
         <w:tc>
           <w:tcPr>
-            <w:tcW w:type="dxa" w:w="8164"/>
+            <w:tcW w:type="dxa" w:w="8391"/>
             <w:vAlign w:val="center"/>
           </w:tcPr>
           <w:p>
@@ -554,7 +497,7 @@
       <w:tr>
         <w:tc>
           <w:tcPr>
-            <w:tcW w:type="dxa" w:w="2041"/>
+            <w:tcW w:type="dxa" w:w="1814"/>
             <w:vAlign w:val="center"/>
           </w:tcPr>
           <w:p>
@@ -575,7 +518,7 @@
         </w:tc>
         <w:tc>
           <w:tcPr>
-            <w:tcW w:type="dxa" w:w="8164"/>
+            <w:tcW w:type="dxa" w:w="8391"/>
             <w:vAlign w:val="center"/>
           </w:tcPr>
           <w:p>
@@ -616,7 +559,7 @@
       <w:tr>
         <w:tc>
           <w:tcPr>
-            <w:tcW w:type="dxa" w:w="2041"/>
+            <w:tcW w:type="dxa" w:w="1814"/>
             <w:vAlign w:val="center"/>
           </w:tcPr>
           <w:p>
@@ -637,7 +580,7 @@
         </w:tc>
         <w:tc>
           <w:tcPr>
-            <w:tcW w:type="dxa" w:w="8164"/>
+            <w:tcW w:type="dxa" w:w="8391"/>
             <w:vAlign w:val="center"/>
           </w:tcPr>
           <w:p>
@@ -652,7 +595,7 @@
                 <w:i w:val="0"/>
                 <w:sz w:val="17"/>
               </w:rPr>
-              <w:t xml:space="preserve">Онлайн Steam бүртгэл заавал шаардлагатай: тоглогч </w:t>
+              <w:t xml:space="preserve">Тоглогч </w:t>
             </w:r>
             <w:r>
               <w:rPr>
@@ -670,7 +613,7 @@
                 <w:i w:val="0"/>
                 <w:sz w:val="17"/>
               </w:rPr>
-              <w:t xml:space="preserve"> бүртгэлээр нэвтэрнэ (Steam-ийн захиалагчийн гэрээгээр 13 ба түүнээс дээш нас). Бүртгэл хуваалцах, шилжүүлэхийг хориглоно. Утсан дээрх Steam Mobile апп (эсвэл и-мэйл)-аар QR кодоор нэвтэрнэ. Тэмцээний үеэр Steam нэрийг «8а | Нэр» хэлбэрээр тохируулна (овог нэрийг бичихгүй; 3б-д «Үгүй» бол Хорооноос олгосон хоч нэрээр). Бүлгийн нэрийг сургуулийн нэршлээр солино.</w:t>
+              <w:t xml:space="preserve"> онлайн Steam бүртгэлээр нэвтэрнэ (Steam-ийн захиалагчийн гэрээгээр 13 ба түүнээс дээш нас). Бүртгэл хуваалцах, шилжүүлэхийг хориглоно. Steam Mobile апп (эсвэл и-мэйл)-аар QR кодоор нэвтэрнэ. Тэмцээнд Steam нэрийг «8а | Нэр» хэлбэрээр тохируулна (овог нэрийг бичихгүй; 3б-д «Үгүй» бол Хорооноос олгосон хоч нэрээр). Бүлгийн нэрийг сургуулийн нэршлээр солино.</w:t>
             </w:r>
           </w:p>
         </w:tc>
@@ -678,7 +621,7 @@
       <w:tr>
         <w:tc>
           <w:tcPr>
-            <w:tcW w:type="dxa" w:w="2041"/>
+            <w:tcW w:type="dxa" w:w="1814"/>
             <w:vAlign w:val="center"/>
           </w:tcPr>
           <w:p>
@@ -699,7 +642,7 @@
         </w:tc>
         <w:tc>
           <w:tcPr>
-            <w:tcW w:type="dxa" w:w="8164"/>
+            <w:tcW w:type="dxa" w:w="8391"/>
             <w:vAlign w:val="center"/>
           </w:tcPr>
           <w:p>
@@ -714,7 +657,7 @@
                 <w:i w:val="0"/>
                 <w:sz w:val="17"/>
               </w:rPr>
-              <w:t>Бүх хугацаанд анги удирдсан багш (багийн менежер), шүүгч, жижүүр багш, хүлээлгийн өрөөний хариуцагч, нийгмийн ажилтан хяналт тавьж, эмч/сувилагч байлцана. Охид хөвгүүдийн хамт ангийнхаа багт тоглоно. Хүүхдийн амь нас, эрүүл мэнд, аюулгүй байдалд эрсдэл учруулах үйл ажиллагаа явуулахгүй (мөн хуулийн 6.3.4); зохион байгуулагч мөн хуулийн 9.1–9.2-т заасан үүрэг, хариуцлагыг хүлээнэ.</w:t>
+              <w:t>Бүх хугацаанд анги удирдсан багш (багийн менежер), шүүгч, жижүүр багш, хүлээлгийн өрөөний хариуцагч, нийгмийн ажилтан хяналт тавьж, эмч/сувилагч байлцана. Охид хөвгүүдийн хамт ангийнхаа багт тоглоно. Хүүхдийн амь нас, эрүүл мэнд, аюулгүй байдалд эрсдэл учруулах үйл ажиллагаа явуулахгүй (мөн хуулийн 6.3.4); зохион байгуулагч мөн хуулийн 9.1–9.2-т заасан хариуцлагыг хүлээнэ.</w:t>
             </w:r>
           </w:p>
         </w:tc>
@@ -722,7 +665,7 @@
       <w:tr>
         <w:tc>
           <w:tcPr>
-            <w:tcW w:type="dxa" w:w="2041"/>
+            <w:tcW w:type="dxa" w:w="1814"/>
             <w:vAlign w:val="center"/>
           </w:tcPr>
           <w:p>
@@ -743,7 +686,7 @@
         </w:tc>
         <w:tc>
           <w:tcPr>
-            <w:tcW w:type="dxa" w:w="8164"/>
+            <w:tcW w:type="dxa" w:w="8391"/>
             <w:vAlign w:val="center"/>
           </w:tcPr>
           <w:p>
@@ -784,7 +727,7 @@
       <w:tr>
         <w:tc>
           <w:tcPr>
-            <w:tcW w:type="dxa" w:w="2041"/>
+            <w:tcW w:type="dxa" w:w="1814"/>
             <w:vAlign w:val="center"/>
           </w:tcPr>
           <w:p>
@@ -799,13 +742,13 @@
                 <w:i w:val="0"/>
                 <w:sz w:val="17"/>
               </w:rPr>
-              <w:t>Төлбөр, шагнал</w:t>
+              <w:t>Тэмцээний хураамж</w:t>
             </w:r>
           </w:p>
         </w:tc>
         <w:tc>
           <w:tcPr>
-            <w:tcW w:type="dxa" w:w="8164"/>
+            <w:tcW w:type="dxa" w:w="8391"/>
             <w:vAlign w:val="center"/>
           </w:tcPr>
           <w:p>
@@ -820,7 +763,7 @@
                 <w:i w:val="0"/>
                 <w:sz w:val="17"/>
               </w:rPr>
-              <w:t>Оролцооны төлбөргүй</w:t>
+              <w:t>Ангийн баг тутам 120 000 ₮</w:t>
             </w:r>
             <w:r>
               <w:rPr>
@@ -829,7 +772,98 @@
                 <w:i w:val="0"/>
                 <w:sz w:val="17"/>
               </w:rPr>
-              <w:t>; сурагчаас мөнгө хураахгүй (Боловсролын ерөнхий хуулийн 37.2.1). Мөнгөн шагнал, тоглоомын эд зүйл (skin), бооцоо байхгүй. Аварга анги — шилжин явах цом, алтан медаль, өргөмжлөл; 2, 3-р байр — мөнгөн, хүрэл медаль, өргөмжлөл; бүх оролцогч — батламж.</w:t>
+              <w:t xml:space="preserve"> (нэг тоглогчид ≈20 000 ₮); Багш нарын баг төлөхгүй. Багийн ахлагч эсвэл ангийн төлөөлөгч </w:t>
+            </w:r>
+            <w:r>
+              <w:rPr>
+                <w:rFonts w:ascii="Arial" w:hAnsi="Arial" w:cs="Arial" w:eastAsia="Arial"/>
+                <w:b/>
+                <w:i w:val="0"/>
+                <w:sz w:val="17"/>
+              </w:rPr>
+              <w:t>сургуулийн нягтлан бодогч</w:t>
+            </w:r>
+            <w:r>
+              <w:rPr>
+                <w:rFonts w:ascii="Arial" w:hAnsi="Arial" w:cs="Arial" w:eastAsia="Arial"/>
+                <w:b w:val="0"/>
+                <w:i w:val="0"/>
+                <w:sz w:val="17"/>
+              </w:rPr>
+              <w:t xml:space="preserve"> </w:t>
+            </w:r>
+            <w:r>
+              <w:rPr>
+                <w:rFonts w:ascii="Arial" w:hAnsi="Arial" w:cs="Arial" w:eastAsia="Arial"/>
+                <w:b w:val="0"/>
+                <w:i w:val="0"/>
+                <w:sz w:val="17"/>
+                <w:highlight w:val="yellow"/>
+              </w:rPr>
+              <w:t>[Нягтлан бодогчийн нэр]</w:t>
+            </w:r>
+            <w:r>
+              <w:rPr>
+                <w:rFonts w:ascii="Arial" w:hAnsi="Arial" w:cs="Arial" w:eastAsia="Arial"/>
+                <w:b w:val="0"/>
+                <w:i w:val="0"/>
+                <w:sz w:val="17"/>
+              </w:rPr>
+              <w:t xml:space="preserve">-д бэлнээр эсвэл сургуулийн дансаар </w:t>
+            </w:r>
+            <w:r>
+              <w:rPr>
+                <w:rFonts w:ascii="Arial" w:hAnsi="Arial" w:cs="Arial" w:eastAsia="Arial"/>
+                <w:b/>
+                <w:i w:val="0"/>
+                <w:sz w:val="17"/>
+              </w:rPr>
+              <w:t>2026.10.23 (Баасан) 17:00</w:t>
+            </w:r>
+            <w:r>
+              <w:rPr>
+                <w:rFonts w:ascii="Arial" w:hAnsi="Arial" w:cs="Arial" w:eastAsia="Arial"/>
+                <w:b w:val="0"/>
+                <w:i w:val="0"/>
+                <w:sz w:val="17"/>
+              </w:rPr>
+              <w:t xml:space="preserve">-аас өмнө төлж, </w:t>
+            </w:r>
+            <w:r>
+              <w:rPr>
+                <w:rFonts w:ascii="Arial" w:hAnsi="Arial" w:cs="Arial" w:eastAsia="Arial"/>
+                <w:b/>
+                <w:i w:val="0"/>
+                <w:sz w:val="17"/>
+              </w:rPr>
+              <w:t>баримт авна</w:t>
+            </w:r>
+            <w:r>
+              <w:rPr>
+                <w:rFonts w:ascii="Arial" w:hAnsi="Arial" w:cs="Arial" w:eastAsia="Arial"/>
+                <w:b w:val="0"/>
+                <w:i w:val="0"/>
+                <w:sz w:val="17"/>
+              </w:rPr>
+              <w:t xml:space="preserve">; </w:t>
+            </w:r>
+            <w:r>
+              <w:rPr>
+                <w:rFonts w:ascii="Arial" w:hAnsi="Arial" w:cs="Arial" w:eastAsia="Arial"/>
+                <w:b/>
+                <w:i w:val="0"/>
+                <w:sz w:val="17"/>
+              </w:rPr>
+              <w:t>анги удирдсан багш мөнгө хураахгүй</w:t>
+            </w:r>
+            <w:r>
+              <w:rPr>
+                <w:rFonts w:ascii="Arial" w:hAnsi="Arial" w:cs="Arial" w:eastAsia="Arial"/>
+                <w:b w:val="0"/>
+                <w:i w:val="0"/>
+                <w:sz w:val="17"/>
+              </w:rPr>
+              <w:t>. Хураамж төлөөгүй ангийн баг оролцохгүй; тэмцээн цуцлагдвал бүрэн буцаана. Хураамжийг захирлын тушаалаар тогтоосон; нийт хураамжийг (1 320 000 ₮) бүхэлд нь шагналд зарцуулж, орлого, зарлагыг тэмцээний дараа нийтэд тайлагнана.</w:t>
             </w:r>
           </w:p>
         </w:tc>
@@ -837,7 +871,195 @@
       <w:tr>
         <w:tc>
           <w:tcPr>
-            <w:tcW w:type="dxa" w:w="2041"/>
+            <w:tcW w:type="dxa" w:w="1814"/>
+            <w:vAlign w:val="center"/>
+          </w:tcPr>
+          <w:p>
+            <w:pPr>
+              <w:spacing w:after="20" w:line="240" w:lineRule="auto"/>
+            </w:pPr>
+            <w:r/>
+            <w:r>
+              <w:rPr>
+                <w:rFonts w:ascii="Arial" w:hAnsi="Arial" w:cs="Arial" w:eastAsia="Arial"/>
+                <w:b/>
+                <w:i w:val="0"/>
+                <w:sz w:val="17"/>
+              </w:rPr>
+              <w:t>Шагнал</w:t>
+            </w:r>
+          </w:p>
+        </w:tc>
+        <w:tc>
+          <w:tcPr>
+            <w:tcW w:type="dxa" w:w="8391"/>
+            <w:vAlign w:val="center"/>
+          </w:tcPr>
+          <w:p>
+            <w:pPr>
+              <w:spacing w:after="20" w:line="240" w:lineRule="auto"/>
+            </w:pPr>
+            <w:r/>
+            <w:r>
+              <w:rPr>
+                <w:rFonts w:ascii="Arial" w:hAnsi="Arial" w:cs="Arial" w:eastAsia="Arial"/>
+                <w:b w:val="0"/>
+                <w:i w:val="0"/>
+                <w:sz w:val="17"/>
+              </w:rPr>
+              <w:t xml:space="preserve">Зөвхөн ангийн баг: </w:t>
+            </w:r>
+            <w:r>
+              <w:rPr>
+                <w:rFonts w:ascii="Arial" w:hAnsi="Arial" w:cs="Arial" w:eastAsia="Arial"/>
+                <w:b/>
+                <w:i w:val="0"/>
+                <w:sz w:val="17"/>
+              </w:rPr>
+              <w:t>I байр</w:t>
+            </w:r>
+            <w:r>
+              <w:rPr>
+                <w:rFonts w:ascii="Arial" w:hAnsi="Arial" w:cs="Arial" w:eastAsia="Arial"/>
+                <w:b w:val="0"/>
+                <w:i w:val="0"/>
+                <w:sz w:val="17"/>
+              </w:rPr>
+              <w:t xml:space="preserve"> — шилжин явах цом, алтан медаль, өргөмжлөл, </w:t>
+            </w:r>
+            <w:r>
+              <w:rPr>
+                <w:rFonts w:ascii="Arial" w:hAnsi="Arial" w:cs="Arial" w:eastAsia="Arial"/>
+                <w:b/>
+                <w:i w:val="0"/>
+                <w:sz w:val="17"/>
+              </w:rPr>
+              <w:t>600 000 ₮</w:t>
+            </w:r>
+            <w:r>
+              <w:rPr>
+                <w:rFonts w:ascii="Arial" w:hAnsi="Arial" w:cs="Arial" w:eastAsia="Arial"/>
+                <w:b w:val="0"/>
+                <w:i w:val="0"/>
+                <w:sz w:val="17"/>
+              </w:rPr>
+              <w:t xml:space="preserve">; </w:t>
+            </w:r>
+            <w:r>
+              <w:rPr>
+                <w:rFonts w:ascii="Arial" w:hAnsi="Arial" w:cs="Arial" w:eastAsia="Arial"/>
+                <w:b/>
+                <w:i w:val="0"/>
+                <w:sz w:val="17"/>
+              </w:rPr>
+              <w:t>II байр</w:t>
+            </w:r>
+            <w:r>
+              <w:rPr>
+                <w:rFonts w:ascii="Arial" w:hAnsi="Arial" w:cs="Arial" w:eastAsia="Arial"/>
+                <w:b w:val="0"/>
+                <w:i w:val="0"/>
+                <w:sz w:val="17"/>
+              </w:rPr>
+              <w:t xml:space="preserve"> — мөнгөн медаль, өргөмжлөл, </w:t>
+            </w:r>
+            <w:r>
+              <w:rPr>
+                <w:rFonts w:ascii="Arial" w:hAnsi="Arial" w:cs="Arial" w:eastAsia="Arial"/>
+                <w:b/>
+                <w:i w:val="0"/>
+                <w:sz w:val="17"/>
+              </w:rPr>
+              <w:t>360 000 ₮</w:t>
+            </w:r>
+            <w:r>
+              <w:rPr>
+                <w:rFonts w:ascii="Arial" w:hAnsi="Arial" w:cs="Arial" w:eastAsia="Arial"/>
+                <w:b w:val="0"/>
+                <w:i w:val="0"/>
+                <w:sz w:val="17"/>
+              </w:rPr>
+              <w:t xml:space="preserve">; </w:t>
+            </w:r>
+            <w:r>
+              <w:rPr>
+                <w:rFonts w:ascii="Arial" w:hAnsi="Arial" w:cs="Arial" w:eastAsia="Arial"/>
+                <w:b/>
+                <w:i w:val="0"/>
+                <w:sz w:val="17"/>
+              </w:rPr>
+              <w:t>III байр</w:t>
+            </w:r>
+            <w:r>
+              <w:rPr>
+                <w:rFonts w:ascii="Arial" w:hAnsi="Arial" w:cs="Arial" w:eastAsia="Arial"/>
+                <w:b w:val="0"/>
+                <w:i w:val="0"/>
+                <w:sz w:val="17"/>
+              </w:rPr>
+              <w:t xml:space="preserve"> — хүрэл медаль, өргөмжлөл, </w:t>
+            </w:r>
+            <w:r>
+              <w:rPr>
+                <w:rFonts w:ascii="Arial" w:hAnsi="Arial" w:cs="Arial" w:eastAsia="Arial"/>
+                <w:b/>
+                <w:i w:val="0"/>
+                <w:sz w:val="17"/>
+              </w:rPr>
+              <w:t>240 000 ₮</w:t>
+            </w:r>
+            <w:r>
+              <w:rPr>
+                <w:rFonts w:ascii="Arial" w:hAnsi="Arial" w:cs="Arial" w:eastAsia="Arial"/>
+                <w:b w:val="0"/>
+                <w:i w:val="0"/>
+                <w:sz w:val="17"/>
+              </w:rPr>
+              <w:t xml:space="preserve">; «Тэмцээний шилдэг тоглогч (MVP)» — жижиг цом, </w:t>
+            </w:r>
+            <w:r>
+              <w:rPr>
+                <w:rFonts w:ascii="Arial" w:hAnsi="Arial" w:cs="Arial" w:eastAsia="Arial"/>
+                <w:b/>
+                <w:i w:val="0"/>
+                <w:sz w:val="17"/>
+              </w:rPr>
+              <w:t>100 000 ₮</w:t>
+            </w:r>
+            <w:r>
+              <w:rPr>
+                <w:rFonts w:ascii="Arial" w:hAnsi="Arial" w:cs="Arial" w:eastAsia="Arial"/>
+                <w:b w:val="0"/>
+                <w:i w:val="0"/>
+                <w:sz w:val="17"/>
+              </w:rPr>
+              <w:t xml:space="preserve">, өргөмжлөл. Багийн мөнгөн шагналыг 6 тоглогчид </w:t>
+            </w:r>
+            <w:r>
+              <w:rPr>
+                <w:rFonts w:ascii="Arial" w:hAnsi="Arial" w:cs="Arial" w:eastAsia="Arial"/>
+                <w:b/>
+                <w:i w:val="0"/>
+                <w:sz w:val="17"/>
+              </w:rPr>
+              <w:t>тэнцүү хуваана</w:t>
+            </w:r>
+            <w:r>
+              <w:rPr>
+                <w:rFonts w:ascii="Arial" w:hAnsi="Arial" w:cs="Arial" w:eastAsia="Arial"/>
+                <w:b w:val="0"/>
+                <w:i w:val="0"/>
+                <w:sz w:val="17"/>
+              </w:rPr>
+              <w:t xml:space="preserve"> (тоглогч бүрд 100 000 ₮ / 60 000 ₮ / 40 000 ₮). Skin, item, бооцоо байхгүй.</w:t>
+            </w:r>
+          </w:p>
+        </w:tc>
+      </w:tr>
+      <w:tr>
+        <w:tc>
+          <w:tcPr>
+            <w:tcW w:type="dxa" w:w="1814"/>
             <w:vAlign w:val="center"/>
           </w:tcPr>
           <w:p>
@@ -858,7 +1080,7 @@
         </w:tc>
         <w:tc>
           <w:tcPr>
-            <w:tcW w:type="dxa" w:w="8164"/>
+            <w:tcW w:type="dxa" w:w="8391"/>
             <w:vAlign w:val="center"/>
           </w:tcPr>
           <w:p>
@@ -949,13 +1171,13 @@
         <w:tblLook w:firstColumn="1" w:firstRow="1" w:lastColumn="0" w:lastRow="0" w:noHBand="0" w:noVBand="1" w:val="04A0"/>
       </w:tblPr>
       <w:tblGrid>
-        <w:gridCol w:w="2041"/>
-        <w:gridCol w:w="8165"/>
+        <w:gridCol w:w="1814"/>
+        <w:gridCol w:w="8392"/>
       </w:tblGrid>
       <w:tr>
         <w:tc>
           <w:tcPr>
-            <w:tcW w:type="dxa" w:w="2041"/>
+            <w:tcW w:type="dxa" w:w="1814"/>
             <w:vAlign w:val="center"/>
           </w:tcPr>
           <w:p>
@@ -976,7 +1198,7 @@
         </w:tc>
         <w:tc>
           <w:tcPr>
-            <w:tcW w:type="dxa" w:w="8164"/>
+            <w:tcW w:type="dxa" w:w="8391"/>
             <w:vAlign w:val="center"/>
           </w:tcPr>
           <w:p>
@@ -991,7 +1213,7 @@
                 <w:i w:val="0"/>
                 <w:sz w:val="17"/>
               </w:rPr>
-              <w:t>Тэмцээний бүртгэл, зөвшөөрөл шалгах; Steam бүртгэлийг тэмцээний серверт тохируулах; сугалаа, хуваарь, үр дүн гаргах; тоглолтыг танхимын проектор, сургуулийн Facebook хуудсанд дамжуулах (3-р хэсэгт зөвшөөрсөн хэмжээнд); өргөмжлөл, батламж олгох; шаардлагатай үед эцэг эх, асран хамгаалагчтай холбогдох.</w:t>
+              <w:t>Тэмцээний бүртгэл, зөвшөөрөл шалгах; Steam бүртгэлийг тэмцээний серверт тохируулах; сугалаа, хуваарь, үр дүн гаргах; тоглолтыг танхимын проектор, сургуулийн Facebook хуудсанд дамжуулах (3-р хэсэгт зөвшөөрсөн хэмжээнд); шагнал олгох; эцэг эх, асран хамгаалагчтай холбогдох.</w:t>
             </w:r>
           </w:p>
         </w:tc>
@@ -999,7 +1221,7 @@
       <w:tr>
         <w:tc>
           <w:tcPr>
-            <w:tcW w:type="dxa" w:w="2041"/>
+            <w:tcW w:type="dxa" w:w="1814"/>
             <w:vAlign w:val="center"/>
           </w:tcPr>
           <w:p>
@@ -1020,7 +1242,7 @@
         </w:tc>
         <w:tc>
           <w:tcPr>
-            <w:tcW w:type="dxa" w:w="8164"/>
+            <w:tcW w:type="dxa" w:w="8391"/>
             <w:vAlign w:val="center"/>
           </w:tcPr>
           <w:p>
@@ -1034,56 +1256,8 @@
                 <w:b w:val="0"/>
                 <w:i w:val="0"/>
                 <w:sz w:val="17"/>
-                <w:highlight w:val="yellow"/>
               </w:rPr>
-              <w:t>[Сургуулийн нэр]</w:t>
-            </w:r>
-            <w:r>
-              <w:rPr>
-                <w:rFonts w:ascii="Arial" w:hAnsi="Arial" w:cs="Arial" w:eastAsia="Arial"/>
-                <w:b w:val="0"/>
-                <w:i w:val="0"/>
-                <w:sz w:val="17"/>
-              </w:rPr>
-              <w:t xml:space="preserve">. Холбоо барих: Зохион байгуулах хорооны нарийн бичиг </w:t>
-            </w:r>
-            <w:r>
-              <w:rPr>
-                <w:rFonts w:ascii="Arial" w:hAnsi="Arial" w:cs="Arial" w:eastAsia="Arial"/>
-                <w:b w:val="0"/>
-                <w:i w:val="0"/>
-                <w:sz w:val="17"/>
-                <w:highlight w:val="yellow"/>
-              </w:rPr>
-              <w:t>[Зохион байгуулагч багшийн нэр]</w:t>
-            </w:r>
-            <w:r>
-              <w:rPr>
-                <w:rFonts w:ascii="Arial" w:hAnsi="Arial" w:cs="Arial" w:eastAsia="Arial"/>
-                <w:b w:val="0"/>
-                <w:i w:val="0"/>
-                <w:sz w:val="17"/>
-              </w:rPr>
-              <w:t xml:space="preserve">, утас </w:t>
-            </w:r>
-            <w:r>
-              <w:rPr>
-                <w:rFonts w:ascii="Arial" w:hAnsi="Arial" w:cs="Arial" w:eastAsia="Arial"/>
-                <w:b w:val="0"/>
-                <w:i w:val="0"/>
-                <w:sz w:val="17"/>
-                <w:highlight w:val="yellow"/>
-              </w:rPr>
-              <w:t>[Утас]</w:t>
-            </w:r>
-            <w:r>
-              <w:rPr>
-                <w:rFonts w:ascii="Arial" w:hAnsi="Arial" w:cs="Arial" w:eastAsia="Arial"/>
-                <w:b w:val="0"/>
-                <w:i w:val="0"/>
-                <w:sz w:val="17"/>
-              </w:rPr>
-              <w:t xml:space="preserve">, и-мэйл </w:t>
+              <w:t xml:space="preserve">Octolearn London School. Холбоо барих: Зохион байгуулах хорооны нарийн бичиг А.Мөнгөншагай, утас 60114971, 94741053, и-мэйл </w:t>
             </w:r>
             <w:r>
               <w:rPr>
@@ -1110,7 +1284,7 @@
       <w:tr>
         <w:tc>
           <w:tcPr>
-            <w:tcW w:type="dxa" w:w="2041"/>
+            <w:tcW w:type="dxa" w:w="1814"/>
             <w:vAlign w:val="center"/>
           </w:tcPr>
           <w:p>
@@ -1131,7 +1305,7 @@
         </w:tc>
         <w:tc>
           <w:tcPr>
-            <w:tcW w:type="dxa" w:w="8164"/>
+            <w:tcW w:type="dxa" w:w="8391"/>
             <w:vAlign w:val="center"/>
           </w:tcPr>
           <w:p>
@@ -1146,7 +1320,7 @@
                 <w:i w:val="0"/>
                 <w:sz w:val="17"/>
               </w:rPr>
-              <w:t>Сурагчийн овог нэр; анги (бүлэг); төрсөн он, сар, өдөр; Steam хэрэглэгчийн нэр (nickname), Steam ID / профайлын линк, хоч нэр (3б-д «Үгүй» бол); эцэг эх, асран хамгаалагчийн овог нэр, утас (и-мэйл); тоглолтын оноо, статистик, тоглолтын дүрс; тайлбарлагч, хөтлөгчийн дуу хоолой (3в); 4-т сайн дураар бичсэн эрүүл мэндийн тэмдэглэл, яаралтай үед холбогдох хүний мэдээлэл.</w:t>
+              <w:t>Сурагчийн овог нэр; анги (бүлэг); төрсөн он, сар, өдөр; Steam хэрэглэгчийн нэр (nickname), Steam ID / профайлын линк, хоч нэр (3б-д «Үгүй» бол); эцэг эх, асран хамгаалагчийн овог нэр, утас (и-мэйл); тоглолтын оноо, статистик, тоглолтын дүрс; тайлбарлагч, хөтлөгчийн дуу хоолой (3в); 4-т сайн дураар бичсэн эрүүл мэндийн тэмдэглэл, яаралтай үед холбогдох хүний мэдээлэл; шагнал авсан бол шагналын бүртгэл (багийн ахлагчийн нэр, гарын үсэг).</w:t>
             </w:r>
           </w:p>
         </w:tc>
@@ -1154,7 +1328,7 @@
       <w:tr>
         <w:tc>
           <w:tcPr>
-            <w:tcW w:type="dxa" w:w="2041"/>
+            <w:tcW w:type="dxa" w:w="1814"/>
             <w:vAlign w:val="center"/>
           </w:tcPr>
           <w:p>
@@ -1175,7 +1349,7 @@
         </w:tc>
         <w:tc>
           <w:tcPr>
-            <w:tcW w:type="dxa" w:w="8164"/>
+            <w:tcW w:type="dxa" w:w="8391"/>
             <w:vAlign w:val="center"/>
           </w:tcPr>
           <w:p>
@@ -1226,7 +1400,7 @@
                 <w:i w:val="0"/>
                 <w:sz w:val="17"/>
               </w:rPr>
-              <w:t xml:space="preserve"> устгана. Үр дүнгийн хүснэгт (нэр, анги, байр), өргөмжлөл, батламж олгосон бүртгэл, шилжин явах цомын бүртгэлийг сургуулийн архивт хадгална.</w:t>
+              <w:t xml:space="preserve"> устгана. Үр дүнгийн хүснэгт (нэр, анги, байр), шагнал олгосон бүртгэл, шилжин явах цомын бүртгэлийг архивт хадгална.</w:t>
             </w:r>
           </w:p>
         </w:tc>
@@ -1234,7 +1408,7 @@
       <w:tr>
         <w:tc>
           <w:tcPr>
-            <w:tcW w:type="dxa" w:w="2041"/>
+            <w:tcW w:type="dxa" w:w="1814"/>
             <w:vAlign w:val="center"/>
           </w:tcPr>
           <w:p>
@@ -1255,7 +1429,7 @@
         </w:tc>
         <w:tc>
           <w:tcPr>
-            <w:tcW w:type="dxa" w:w="8164"/>
+            <w:tcW w:type="dxa" w:w="8391"/>
             <w:vAlign w:val="center"/>
           </w:tcPr>
           <w:p>
@@ -1278,7 +1452,7 @@
       <w:tr>
         <w:tc>
           <w:tcPr>
-            <w:tcW w:type="dxa" w:w="2041"/>
+            <w:tcW w:type="dxa" w:w="1814"/>
             <w:vAlign w:val="center"/>
           </w:tcPr>
           <w:p>
@@ -1299,7 +1473,7 @@
         </w:tc>
         <w:tc>
           <w:tcPr>
-            <w:tcW w:type="dxa" w:w="8164"/>
+            <w:tcW w:type="dxa" w:w="8391"/>
             <w:vAlign w:val="center"/>
           </w:tcPr>
           <w:p>
@@ -1314,7 +1488,7 @@
                 <w:i w:val="0"/>
                 <w:sz w:val="17"/>
               </w:rPr>
-              <w:t xml:space="preserve">Мэдээллийг гуравдагч этгээдэд (ивээн тэтгэгч, хэвлэл мэдээлэл, бусад байгууллага, хувь хүн) шилжүүлэхгүй, худалдахгүй. Зөвхөн </w:t>
+              <w:t xml:space="preserve">Мэдээллийг гуравдагч этгээдэд (ивээн тэтгэгч, хэвлэл мэдээлэл гэх мэт) шилжүүлэхгүй, худалдахгүй. Зөвхөн </w:t>
             </w:r>
             <w:r>
               <w:rPr>
@@ -1376,7 +1550,7 @@
       <w:tr>
         <w:tc>
           <w:tcPr>
-            <w:tcW w:type="dxa" w:w="2041"/>
+            <w:tcW w:type="dxa" w:w="1814"/>
             <w:vAlign w:val="center"/>
           </w:tcPr>
           <w:p>
@@ -1397,7 +1571,7 @@
         </w:tc>
         <w:tc>
           <w:tcPr>
-            <w:tcW w:type="dxa" w:w="8164"/>
+            <w:tcW w:type="dxa" w:w="8391"/>
             <w:vAlign w:val="center"/>
           </w:tcPr>
           <w:p>
@@ -1412,7 +1586,7 @@
                 <w:i w:val="0"/>
                 <w:sz w:val="17"/>
               </w:rPr>
-              <w:t>Зөвшөөрлөө бүхэлд нь эсвэл 3а–3в-г тус тусад нь хүссэн үедээ мэдээлэл хариуцагчид бичгээр мэдэгдэж цуцлах (3а, 3б-г цуцалбал дараагийн тоглолтоос хүүхэд хоч нэрээр харагдана); мэдээлэлтэй танилцах, залруулах, устгуулах, нийтлэгдсэн бичлэгийг хуудаснаас устгуулахыг шаардах эрхтэй. 18 нас хүрээгүй хүүхдийн өмнөөс хууль ёсны төлөөлөгч (эцэг эх, асран хамгаалагч) зөвшөөрөл өгнө.</w:t>
+              <w:t>Зөвшөөрлөө бүхэлд нь эсвэл 3а–3в-г тус тусад нь хүссэн үедээ мэдээлэл хариуцагчид бичгээр мэдэгдэж цуцлах (3а, 3б-г цуцалбал дараагийн тоглолтоос хүүхэд хоч нэрээр харагдана); мэдээлэлтэй танилцах, залруулах, устгуулах, нийтлэгдсэн бичлэгийг устгуулахыг шаардах эрхтэй. 18 нас хүрээгүй хүүхдийн өмнөөс хууль ёсны төлөөлөгч (эцэг эх, асран хамгаалагч) зөвшөөрөл өгнө.</w:t>
             </w:r>
           </w:p>
         </w:tc>
@@ -1485,7 +1659,7 @@
           <w:i w:val="0"/>
           <w:sz w:val="19"/>
         </w:rPr>
-        <w:t>3. ЗУРАГ, БИЧЛЭГ, ПРОЕКТОР, ШУУД ДАМЖУУЛАЛТЫН ТУСГАЙ ЗӨВШӨӨРӨЛ (сонголт бүрийг тусад нь тэмдэглэнэ)</w:t>
+        <w:t>3. ЗУРАГ, БИЧЛЭГ, ПРОЕКТОР, ШУУД ДАМЖУУЛАЛТЫН ТУСГАЙ ЗӨВШӨӨРӨЛ (тус бүрд тэмдэглэнэ)</w:t>
       </w:r>
     </w:p>
     <w:tbl>
@@ -1929,26 +2103,7 @@
                 <w:i w:val="0"/>
                 <w:sz w:val="17"/>
               </w:rPr>
-              <w:t>Хүүхдийн тоглолт, Steam нэр (царай, дуу хоолой, жинхэнэ нэргүй) сургуулийн албан ёсны Facebook хуудас «</w:t>
-            </w:r>
-            <w:r>
-              <w:rPr>
-                <w:rFonts w:ascii="Arial" w:hAnsi="Arial" w:cs="Arial" w:eastAsia="Arial"/>
-                <w:b w:val="0"/>
-                <w:i w:val="0"/>
-                <w:sz w:val="17"/>
-                <w:highlight w:val="yellow"/>
-              </w:rPr>
-              <w:t>[Facebook хуудасны нэр]</w:t>
-            </w:r>
-            <w:r>
-              <w:rPr>
-                <w:rFonts w:ascii="Arial" w:hAnsi="Arial" w:cs="Arial" w:eastAsia="Arial"/>
-                <w:b w:val="0"/>
-                <w:i w:val="0"/>
-                <w:sz w:val="17"/>
-              </w:rPr>
-              <w:t>»-нд 2026.10.24–25-нд нээлттэй шууд дамжуулалтаар харагдах; платформ Meta Platforms, Inc. (мэдээлэл гадаад серверээр дамжина); бичлэгийг 2026.11.01-ний дотор хуудаснаас устгана</w:t>
+              <w:t>Хүүхдийн тоглолт, Steam нэр (царай, дуу хоолой, жинхэнэ нэргүй) сургуулийн албан ёсны Facebook хуудас «Octolearn London School»-д 2026.10.24–25-нд нээлттэй шууд дамжуулалтаар харагдах; платформ Meta Platforms, Inc. (мэдээлэл гадаад серверээр дамжина); бичлэгийг 2026.11.01-ний дотор хуудаснаас устгана</w:t>
             </w:r>
           </w:p>
         </w:tc>
@@ -2369,7 +2524,7 @@
           <w:i w:val="0"/>
           <w:sz w:val="19"/>
         </w:rPr>
-        <w:t xml:space="preserve">Зөвшөөрлийг </w:t>
+        <w:t xml:space="preserve">Зөвшөөрлийг (маягт 05, 05б) </w:t>
       </w:r>
       <w:r>
         <w:rPr>
@@ -2378,7 +2533,7 @@
           <w:i w:val="0"/>
           <w:sz w:val="19"/>
         </w:rPr>
-        <w:t>2026.10.21 (Лхагва) 17:00</w:t>
+        <w:t>2026.10.23 (Баасан) 17:00</w:t>
       </w:r>
       <w:r>
         <w:rPr>
@@ -2489,64 +2644,7 @@
           <w:i w:val="0"/>
           <w:sz w:val="17"/>
         </w:rPr>
-        <w:t>Шууд дамжуулалт: Facebook хуудас «</w:t>
-      </w:r>
-      <w:r>
-        <w:rPr>
-          <w:rFonts w:ascii="Arial" w:hAnsi="Arial" w:cs="Arial" w:eastAsia="Arial"/>
-          <w:b w:val="0"/>
-          <w:i w:val="0"/>
-          <w:sz w:val="17"/>
-          <w:highlight w:val="yellow"/>
-        </w:rPr>
-        <w:t>[Facebook хуудасны нэр]</w:t>
-      </w:r>
-      <w:r>
-        <w:rPr>
-          <w:rFonts w:ascii="Arial" w:hAnsi="Arial" w:cs="Arial" w:eastAsia="Arial"/>
-          <w:b w:val="0"/>
-          <w:i w:val="0"/>
-          <w:sz w:val="17"/>
-        </w:rPr>
-        <w:t xml:space="preserve">», 2026.10.24–25; бичлэгийг 2026.11.01-ний дотор устгана. Асуулт, зөвшөөрөл цуцлах: </w:t>
-      </w:r>
-      <w:r>
-        <w:rPr>
-          <w:rFonts w:ascii="Arial" w:hAnsi="Arial" w:cs="Arial" w:eastAsia="Arial"/>
-          <w:b w:val="0"/>
-          <w:i w:val="0"/>
-          <w:sz w:val="17"/>
-          <w:highlight w:val="yellow"/>
-        </w:rPr>
-        <w:t>[Зохион байгуулагч багшийн нэр]</w:t>
-      </w:r>
-      <w:r>
-        <w:rPr>
-          <w:rFonts w:ascii="Arial" w:hAnsi="Arial" w:cs="Arial" w:eastAsia="Arial"/>
-          <w:b w:val="0"/>
-          <w:i w:val="0"/>
-          <w:sz w:val="17"/>
-        </w:rPr>
-        <w:t xml:space="preserve">, утас </w:t>
-      </w:r>
-      <w:r>
-        <w:rPr>
-          <w:rFonts w:ascii="Arial" w:hAnsi="Arial" w:cs="Arial" w:eastAsia="Arial"/>
-          <w:b w:val="0"/>
-          <w:i w:val="0"/>
-          <w:sz w:val="17"/>
-          <w:highlight w:val="yellow"/>
-        </w:rPr>
-        <w:t>[Утас]</w:t>
-      </w:r>
-      <w:r>
-        <w:rPr>
-          <w:rFonts w:ascii="Arial" w:hAnsi="Arial" w:cs="Arial" w:eastAsia="Arial"/>
-          <w:b w:val="0"/>
-          <w:i w:val="0"/>
-          <w:sz w:val="17"/>
-        </w:rPr>
-        <w:t xml:space="preserve">, и-мэйл </w:t>
+        <w:t xml:space="preserve">Хураамж: ангийн баг тутам 120 000 ₮ — нягтлан бодогчид баримттай, 2026.10.23 (Баасан) 17:00 хүртэл. Шууд дамжуулалт: Facebook хуудас «Octolearn London School», 2026.10.24–25; бичлэгийг 2026.11.01-ний дотор устгана. Асуулт, хүсэлт, зөвшөөрөл цуцлах: зохион байгуулагч А.Мөнгөншагай, утас 60114971, 94741053, и-мэйл </w:t>
       </w:r>
       <w:r>
         <w:rPr>
@@ -2620,7 +2718,7 @@
           <w:i/>
           <w:sz w:val="17"/>
         </w:rPr>
-        <w:t>«Ангийн аварга – CS2 2026» · цахим бүртгэлийн систем, шууд дамжуулалт (Хүний хувийн мэдээлэл хамгаалах тухай хуулийн 8 дугаар зүйл, Хүүхэд хамгааллын тухай хуулийн 9¹.1)</w:t>
+        <w:t>«Сургуулийн аварга – CS2 2026» · цахим бүртгэлийн систем, шууд дамжуулалт (Хүний хувийн мэдээлэл хамгаалах тухай хуулийн 8 дугаар зүйл, Хүүхэд хамгааллын тухай хуулийн 9¹.1)</w:t>
       </w:r>
     </w:p>
     <w:p>
@@ -2693,13 +2791,13 @@
         <w:tblLook w:firstColumn="1" w:firstRow="1" w:lastColumn="0" w:lastRow="0" w:noHBand="0" w:noVBand="1" w:val="04A0"/>
       </w:tblPr>
       <w:tblGrid>
-        <w:gridCol w:w="2041"/>
-        <w:gridCol w:w="8165"/>
+        <w:gridCol w:w="1814"/>
+        <w:gridCol w:w="8392"/>
       </w:tblGrid>
       <w:tr>
         <w:tc>
           <w:tcPr>
-            <w:tcW w:type="dxa" w:w="2041"/>
+            <w:tcW w:type="dxa" w:w="1814"/>
             <w:vAlign w:val="center"/>
           </w:tcPr>
           <w:p>
@@ -2720,7 +2818,7 @@
         </w:tc>
         <w:tc>
           <w:tcPr>
-            <w:tcW w:type="dxa" w:w="8164"/>
+            <w:tcW w:type="dxa" w:w="8391"/>
             <w:vAlign w:val="center"/>
           </w:tcPr>
           <w:p>
@@ -2743,7 +2841,7 @@
       <w:tr>
         <w:tc>
           <w:tcPr>
-            <w:tcW w:type="dxa" w:w="2041"/>
+            <w:tcW w:type="dxa" w:w="1814"/>
             <w:vAlign w:val="center"/>
           </w:tcPr>
           <w:p>
@@ -2764,7 +2862,7 @@
         </w:tc>
         <w:tc>
           <w:tcPr>
-            <w:tcW w:type="dxa" w:w="8164"/>
+            <w:tcW w:type="dxa" w:w="8391"/>
             <w:vAlign w:val="center"/>
           </w:tcPr>
           <w:p>
@@ -2787,7 +2885,7 @@
       <w:tr>
         <w:tc>
           <w:tcPr>
-            <w:tcW w:type="dxa" w:w="2041"/>
+            <w:tcW w:type="dxa" w:w="1814"/>
             <w:vAlign w:val="center"/>
           </w:tcPr>
           <w:p>
@@ -2808,7 +2906,7 @@
         </w:tc>
         <w:tc>
           <w:tcPr>
-            <w:tcW w:type="dxa" w:w="8164"/>
+            <w:tcW w:type="dxa" w:w="8391"/>
             <w:vAlign w:val="center"/>
           </w:tcPr>
           <w:p>
@@ -2822,56 +2920,8 @@
                 <w:b w:val="0"/>
                 <w:i w:val="0"/>
                 <w:sz w:val="17"/>
-                <w:highlight w:val="yellow"/>
               </w:rPr>
-              <w:t>[Сургуулийн нэр]</w:t>
-            </w:r>
-            <w:r>
-              <w:rPr>
-                <w:rFonts w:ascii="Arial" w:hAnsi="Arial" w:cs="Arial" w:eastAsia="Arial"/>
-                <w:b w:val="0"/>
-                <w:i w:val="0"/>
-                <w:sz w:val="17"/>
-              </w:rPr>
-              <w:t xml:space="preserve">. Холбоо барих: </w:t>
-            </w:r>
-            <w:r>
-              <w:rPr>
-                <w:rFonts w:ascii="Arial" w:hAnsi="Arial" w:cs="Arial" w:eastAsia="Arial"/>
-                <w:b w:val="0"/>
-                <w:i w:val="0"/>
-                <w:sz w:val="17"/>
-                <w:highlight w:val="yellow"/>
-              </w:rPr>
-              <w:t>[Зохион байгуулагч багшийн нэр]</w:t>
-            </w:r>
-            <w:r>
-              <w:rPr>
-                <w:rFonts w:ascii="Arial" w:hAnsi="Arial" w:cs="Arial" w:eastAsia="Arial"/>
-                <w:b w:val="0"/>
-                <w:i w:val="0"/>
-                <w:sz w:val="17"/>
-              </w:rPr>
-              <w:t xml:space="preserve">, утас </w:t>
-            </w:r>
-            <w:r>
-              <w:rPr>
-                <w:rFonts w:ascii="Arial" w:hAnsi="Arial" w:cs="Arial" w:eastAsia="Arial"/>
-                <w:b w:val="0"/>
-                <w:i w:val="0"/>
-                <w:sz w:val="17"/>
-                <w:highlight w:val="yellow"/>
-              </w:rPr>
-              <w:t>[Утас]</w:t>
-            </w:r>
-            <w:r>
-              <w:rPr>
-                <w:rFonts w:ascii="Arial" w:hAnsi="Arial" w:cs="Arial" w:eastAsia="Arial"/>
-                <w:b w:val="0"/>
-                <w:i w:val="0"/>
-                <w:sz w:val="17"/>
-              </w:rPr>
-              <w:t xml:space="preserve">, и-мэйл </w:t>
+              <w:t xml:space="preserve">Octolearn London School. Холбоо барих: зохион байгуулагч А.Мөнгөншагай, утас 60114971, 94741053, и-мэйл </w:t>
             </w:r>
             <w:r>
               <w:rPr>
@@ -2898,7 +2948,7 @@
       <w:tr>
         <w:tc>
           <w:tcPr>
-            <w:tcW w:type="dxa" w:w="2041"/>
+            <w:tcW w:type="dxa" w:w="1814"/>
             <w:vAlign w:val="center"/>
           </w:tcPr>
           <w:p>
@@ -2919,7 +2969,7 @@
         </w:tc>
         <w:tc>
           <w:tcPr>
-            <w:tcW w:type="dxa" w:w="8164"/>
+            <w:tcW w:type="dxa" w:w="8391"/>
             <w:vAlign w:val="center"/>
           </w:tcPr>
           <w:p>
@@ -2969,7 +3019,7 @@
       <w:tr>
         <w:tc>
           <w:tcPr>
-            <w:tcW w:type="dxa" w:w="2041"/>
+            <w:tcW w:type="dxa" w:w="1814"/>
             <w:vAlign w:val="center"/>
           </w:tcPr>
           <w:p>
@@ -2990,7 +3040,7 @@
         </w:tc>
         <w:tc>
           <w:tcPr>
-            <w:tcW w:type="dxa" w:w="8164"/>
+            <w:tcW w:type="dxa" w:w="8391"/>
             <w:vAlign w:val="center"/>
           </w:tcPr>
           <w:p>
@@ -3031,7 +3081,7 @@
       <w:tr>
         <w:tc>
           <w:tcPr>
-            <w:tcW w:type="dxa" w:w="2041"/>
+            <w:tcW w:type="dxa" w:w="1814"/>
             <w:vAlign w:val="center"/>
           </w:tcPr>
           <w:p>
@@ -3052,7 +3102,7 @@
         </w:tc>
         <w:tc>
           <w:tcPr>
-            <w:tcW w:type="dxa" w:w="8164"/>
+            <w:tcW w:type="dxa" w:w="8391"/>
             <w:vAlign w:val="center"/>
           </w:tcPr>
           <w:p>
@@ -3111,7 +3161,7 @@
       <w:tr>
         <w:tc>
           <w:tcPr>
-            <w:tcW w:type="dxa" w:w="2041"/>
+            <w:tcW w:type="dxa" w:w="1814"/>
             <w:vAlign w:val="center"/>
           </w:tcPr>
           <w:p>
@@ -3132,7 +3182,7 @@
         </w:tc>
         <w:tc>
           <w:tcPr>
-            <w:tcW w:type="dxa" w:w="8164"/>
+            <w:tcW w:type="dxa" w:w="8391"/>
             <w:vAlign w:val="center"/>
           </w:tcPr>
           <w:p>
@@ -3254,26 +3304,7 @@
           <w:i/>
           <w:sz w:val="17"/>
         </w:rPr>
-        <w:t>-ийн проектороор үзүүлж, сургуулийн албан ёсны Facebook хуудас «</w:t>
-      </w:r>
-      <w:r>
-        <w:rPr>
-          <w:rFonts w:ascii="Arial" w:hAnsi="Arial" w:cs="Arial" w:eastAsia="Arial"/>
-          <w:b w:val="0"/>
-          <w:i/>
-          <w:sz w:val="17"/>
-          <w:highlight w:val="yellow"/>
-        </w:rPr>
-        <w:t>[Facebook хуудасны нэр]</w:t>
-      </w:r>
-      <w:r>
-        <w:rPr>
-          <w:rFonts w:ascii="Arial" w:hAnsi="Arial" w:cs="Arial" w:eastAsia="Arial"/>
-          <w:b w:val="0"/>
-          <w:i/>
-          <w:sz w:val="17"/>
-        </w:rPr>
-        <w:t xml:space="preserve">»-нд 2026.10.24–25-нд нээлттэй шууд дамжуулна: зөвхөн тоглоомын дүрс (90 секундын саатал), тайлбарлагчийн дуу; тоглогчийн царай, дуу хоолой, овог нэр гарахгүй; бичлэгийг хуудаснаас 2026.11.01-ний дотор устгана. Маягт 05-ын өмнөх 3-р сонголтыг доорх 3а–3в-ээр орлуулна; энэ хэсгийг бөглөөгүй бол 3а-г өмнөх 3-р сонголтоор тооцож, 3б, 3в-г </w:t>
+        <w:t xml:space="preserve">-ийн проектороор үзүүлж, сургуулийн албан ёсны Facebook хуудас «Octolearn London School»-д 2026.10.24–25-нд нээлттэй шууд дамжуулна: зөвхөн тоглоомын дүрс (90 секундын саатал), тайлбарлагчийн дуу; тоглогчийн царай, дуу хоолой, овог нэр гарахгүй; бичлэгийг хуудаснаас 2026.11.01-ний дотор устгана. Маягт 05-ын өмнөх 3-р сонголтыг доорх 3а–3в-ээр орлуулна; энэ хэсгийг бөглөөгүй бол 3а-г өмнөх 3-р сонголтоор тооцож, 3б, 3в-г </w:t>
       </w:r>
       <w:r>
         <w:rPr>
@@ -3555,26 +3586,7 @@
                 <w:i w:val="0"/>
                 <w:sz w:val="17"/>
               </w:rPr>
-              <w:t>Хүүхдийн тоглолт, Steam нэр (царай, дуу хоолой, жинхэнэ нэргүй) сургуулийн албан ёсны Facebook хуудас «</w:t>
-            </w:r>
-            <w:r>
-              <w:rPr>
-                <w:rFonts w:ascii="Arial" w:hAnsi="Arial" w:cs="Arial" w:eastAsia="Arial"/>
-                <w:b w:val="0"/>
-                <w:i w:val="0"/>
-                <w:sz w:val="17"/>
-                <w:highlight w:val="yellow"/>
-              </w:rPr>
-              <w:t>[Facebook хуудасны нэр]</w:t>
-            </w:r>
-            <w:r>
-              <w:rPr>
-                <w:rFonts w:ascii="Arial" w:hAnsi="Arial" w:cs="Arial" w:eastAsia="Arial"/>
-                <w:b w:val="0"/>
-                <w:i w:val="0"/>
-                <w:sz w:val="17"/>
-              </w:rPr>
-              <w:t>»-нд 2026.10.24–25-нд нээлттэй шууд дамжуулалтаар харагдах; платформ Meta Platforms, Inc. (мэдээлэл гадаад серверээр дамжина); бичлэгийг 2026.11.01-ний дотор хуудаснаас устгана</w:t>
+              <w:t>Хүүхдийн тоглолт, Steam нэр (царай, дуу хоолой, жинхэнэ нэргүй) сургуулийн албан ёсны Facebook хуудас «Octolearn London School»-д 2026.10.24–25-нд нээлттэй шууд дамжуулалтаар харагдах; платформ Meta Platforms, Inc. (мэдээлэл гадаад серверээр дамжина); бичлэгийг 2026.11.01-ний дотор хуудаснаас устгана</w:t>
             </w:r>
           </w:p>
         </w:tc>
@@ -3815,7 +3827,7 @@
           <w:i w:val="0"/>
           <w:sz w:val="19"/>
         </w:rPr>
-        <w:t>2026.10.21 (Лхагва) 17:00</w:t>
+        <w:t>2026.10.23 (Баасан) 17:00</w:t>
       </w:r>
       <w:r>
         <w:rPr>
@@ -3902,8 +3914,9 @@
     </w:p>
     <w:sectPr>
       <w:footerReference w:type="default" r:id="rId9"/>
+      <w:headerReference w:type="default" r:id="rId10"/>
       <w:pgSz w:w="11906" w:h="16838"/>
-      <w:pgMar w:top="624" w:right="680" w:bottom="567" w:left="1020" w:header="720" w:footer="397" w:gutter="0"/>
+      <w:pgMar w:top="624" w:right="680" w:bottom="567" w:left="1020" w:header="187" w:footer="397" w:gutter="0"/>
       <w:cols w:space="720"/>
       <w:docGrid w:linePitch="360"/>
     </w:sectPr>
@@ -3929,6 +3942,60 @@
     </w:r>
   </w:p>
 </w:ftr>
+</file>
+
+<file path=word/header1.xml><?xml version="1.0" encoding="utf-8"?>
+<w:hdr xmlns:m="http://schemas.openxmlformats.org/officeDocument/2006/math" xmlns:mc="http://schemas.openxmlformats.org/markup-compatibility/2006" xmlns:mo="http://schemas.microsoft.com/office/mac/office/2008/main" xmlns:mv="urn:schemas-microsoft-com:mac:vml" xmlns:o="urn:schemas-microsoft-com:office:office" xmlns:r="http://schemas.openxmlformats.org/officeDocument/2006/relationships" xmlns:v="urn:schemas-microsoft-com:vml" xmlns:w10="urn:schemas-microsoft-com:office:word" xmlns:w14="http://schemas.microsoft.com/office/word/2010/wordml" xmlns:w="http://schemas.openxmlformats.org/wordprocessingml/2006/main" xmlns:wne="http://schemas.microsoft.com/office/word/2006/wordml" xmlns:wp14="http://schemas.microsoft.com/office/word/2010/wordprocessingDrawing" xmlns:wp="http://schemas.openxmlformats.org/drawingml/2006/wordprocessingDrawing" xmlns:wpc="http://schemas.microsoft.com/office/word/2010/wordprocessingCanvas" xmlns:wpg="http://schemas.microsoft.com/office/word/2010/wordprocessingGroup" xmlns:wpi="http://schemas.microsoft.com/office/word/2010/wordprocessingInk" xmlns:wps="http://schemas.microsoft.com/office/word/2010/wordprocessingShape" mc:Ignorable="w14 wp14">
+  <w:p>
+    <w:pPr>
+      <w:pStyle w:val="Header"/>
+      <w:spacing w:before="0" w:after="0" w:line="240" w:lineRule="auto"/>
+      <w:jc w:val="left"/>
+    </w:pPr>
+    <w:r>
+      <w:drawing>
+        <wp:inline xmlns:a="http://schemas.openxmlformats.org/drawingml/2006/main" xmlns:pic="http://schemas.openxmlformats.org/drawingml/2006/picture">
+          <wp:extent cx="205200" cy="205200"/>
+          <wp:docPr id="1" name="Picture 1"/>
+          <wp:cNvGraphicFramePr>
+            <a:graphicFrameLocks noChangeAspect="1"/>
+          </wp:cNvGraphicFramePr>
+          <a:graphic>
+            <a:graphicData uri="http://schemas.openxmlformats.org/drawingml/2006/picture">
+              <pic:pic>
+                <pic:nvPicPr>
+                  <pic:cNvPr id="0" name="logo.png"/>
+                  <pic:cNvPicPr/>
+                </pic:nvPicPr>
+                <pic:blipFill>
+                  <a:blip r:embed="rId1"/>
+                  <a:stretch>
+                    <a:fillRect/>
+                  </a:stretch>
+                </pic:blipFill>
+                <pic:spPr>
+                  <a:xfrm>
+                    <a:off x="0" y="0"/>
+                    <a:ext cx="205200" cy="205200"/>
+                  </a:xfrm>
+                  <a:prstGeom prst="rect"/>
+                </pic:spPr>
+              </pic:pic>
+            </a:graphicData>
+          </a:graphic>
+        </wp:inline>
+      </w:drawing>
+    </w:r>
+    <w:r>
+      <w:rPr>
+        <w:rFonts w:ascii="Arial" w:hAnsi="Arial" w:cs="Arial" w:eastAsia="Arial"/>
+        <w:color w:val="6B7280"/>
+        <w:sz w:val="16"/>
+      </w:rPr>
+      <w:t xml:space="preserve">   Octolearn London School  ·  Сургуулийн аварга – CS2 2026</w:t>
+    </w:r>
+  </w:p>
+</w:hdr>
 </file>
 
 <file path=word/numbering.xml><?xml version="1.0" encoding="utf-8"?>

--- a/docs/assets/docs/05_Zovshoorol.docx
+++ b/docs/assets/docs/05_Zovshoorol.docx
@@ -171,6 +171,50 @@
                 <w:i w:val="0"/>
                 <w:sz w:val="17"/>
               </w:rPr>
+              <w:t>Зохион байгуулалт</w:t>
+            </w:r>
+          </w:p>
+        </w:tc>
+        <w:tc>
+          <w:tcPr>
+            <w:tcW w:type="dxa" w:w="8391"/>
+            <w:vAlign w:val="center"/>
+          </w:tcPr>
+          <w:p>
+            <w:pPr>
+              <w:spacing w:after="20" w:line="240" w:lineRule="auto"/>
+            </w:pPr>
+            <w:r/>
+            <w:r>
+              <w:rPr>
+                <w:rFonts w:ascii="Arial" w:hAnsi="Arial" w:cs="Arial" w:eastAsia="Arial"/>
+                <w:b w:val="0"/>
+                <w:i w:val="0"/>
+                <w:sz w:val="17"/>
+              </w:rPr>
+              <w:t>Ерөнхий удирдлага — сургалтын менежер Г.Жаргал; зохион байгуулагч — мэдээллийн технологийн багш А.Мөнгөншагай; зөвшөөрөл, хүүхэд хамгаалал — нийгмийн ажилтан Г.Энхнаран.</w:t>
+            </w:r>
+          </w:p>
+        </w:tc>
+      </w:tr>
+      <w:tr>
+        <w:tc>
+          <w:tcPr>
+            <w:tcW w:type="dxa" w:w="1814"/>
+            <w:vAlign w:val="center"/>
+          </w:tcPr>
+          <w:p>
+            <w:pPr>
+              <w:spacing w:after="20" w:line="240" w:lineRule="auto"/>
+            </w:pPr>
+            <w:r/>
+            <w:r>
+              <w:rPr>
+                <w:rFonts w:ascii="Arial" w:hAnsi="Arial" w:cs="Arial" w:eastAsia="Arial"/>
+                <w:b/>
+                <w:i w:val="0"/>
+                <w:sz w:val="17"/>
+              </w:rPr>
               <w:t>Огноо, цаг</w:t>
             </w:r>
           </w:p>
@@ -263,64 +307,7 @@
                 <w:i w:val="0"/>
                 <w:sz w:val="17"/>
               </w:rPr>
-              <w:t>Тоглогчид — Octolearn London School-ийн компьютерийн лаборатори (</w:t>
-            </w:r>
-            <w:r>
-              <w:rPr>
-                <w:rFonts w:ascii="Arial" w:hAnsi="Arial" w:cs="Arial" w:eastAsia="Arial"/>
-                <w:b w:val="0"/>
-                <w:i w:val="0"/>
-                <w:sz w:val="17"/>
-                <w:highlight w:val="yellow"/>
-              </w:rPr>
-              <w:t>[Лабын тоот]</w:t>
-            </w:r>
-            <w:r>
-              <w:rPr>
-                <w:rFonts w:ascii="Arial" w:hAnsi="Arial" w:cs="Arial" w:eastAsia="Arial"/>
-                <w:b w:val="0"/>
-                <w:i w:val="0"/>
-                <w:sz w:val="17"/>
-              </w:rPr>
-              <w:t>); дараагийн ээлжийн баг — хүлээлгийн өрөө (</w:t>
-            </w:r>
-            <w:r>
-              <w:rPr>
-                <w:rFonts w:ascii="Arial" w:hAnsi="Arial" w:cs="Arial" w:eastAsia="Arial"/>
-                <w:b w:val="0"/>
-                <w:i w:val="0"/>
-                <w:sz w:val="17"/>
-                <w:highlight w:val="yellow"/>
-              </w:rPr>
-              <w:t>[Өрөөний тоот]</w:t>
-            </w:r>
-            <w:r>
-              <w:rPr>
-                <w:rFonts w:ascii="Arial" w:hAnsi="Arial" w:cs="Arial" w:eastAsia="Arial"/>
-                <w:b w:val="0"/>
-                <w:i w:val="0"/>
-                <w:sz w:val="17"/>
-              </w:rPr>
-              <w:t xml:space="preserve">); үзэгчид — </w:t>
-            </w:r>
-            <w:r>
-              <w:rPr>
-                <w:rFonts w:ascii="Arial" w:hAnsi="Arial" w:cs="Arial" w:eastAsia="Arial"/>
-                <w:b w:val="0"/>
-                <w:i w:val="0"/>
-                <w:sz w:val="17"/>
-                <w:highlight w:val="yellow"/>
-              </w:rPr>
-              <w:t>[Танхимын нэр]</w:t>
-            </w:r>
-            <w:r>
-              <w:rPr>
-                <w:rFonts w:ascii="Arial" w:hAnsi="Arial" w:cs="Arial" w:eastAsia="Arial"/>
-                <w:b w:val="0"/>
-                <w:i w:val="0"/>
-                <w:sz w:val="17"/>
-              </w:rPr>
-              <w:t xml:space="preserve"> (тоглолтыг проектороор 90 секундын сааталтай үзүүлнэ). Үзэгчийг лабораторид оруулахгүй.</w:t>
+              <w:t>Тоглогчид — компьютерийн лаборатори «Windows lab»; баг ээлжээ өөрийн ангид хүлээж, анги удирдсан багшийн хамт Windows lab-ын үүдэнд ирнэ; үзэгчид — Урлагийн заал (тоглолтыг LED дэлгэцээр 90 секундын сааталтай үзүүлнэ). Үзэгчийг лабораторид оруулахгүй.</w:t>
             </w:r>
           </w:p>
         </w:tc>
@@ -382,7 +369,7 @@
                 <w:i w:val="0"/>
                 <w:sz w:val="17"/>
               </w:rPr>
-              <w:t xml:space="preserve">. Тоглогчийн царай, дуу хоолой, овог нэр, Steam профайлын зураг гарахгүй; танхим, шагнал гардуулах ёслолыг дамжуулахгүй. Насанд хүрсэн хянагч (хуудасны админ) сэтгэгдлийг хянаж, хувийн мэдээлэл, доромжлол гарвал дамжуулалтыг 10 секундын дотор зогсооно. Бичлэгийг хуудаснаас </w:t>
+              <w:t xml:space="preserve">. Тоглогчийн царай, дуу хоолой, овог нэр, Steam профайлын зураг гарахгүй; үзэгчдийн заал, шагнал гардуулах ёслолыг дамжуулахгүй. Насанд хүрсэн хянагч (хуудасны админ) сэтгэгдлийг хянаж, хувийн мэдээлэл, доромжлол гарвал дамжуулалтыг 10 секундын дотор зогсооно. Бичлэгийг хуудаснаас </w:t>
             </w:r>
             <w:r>
               <w:rPr>
@@ -613,7 +600,123 @@
                 <w:i w:val="0"/>
                 <w:sz w:val="17"/>
               </w:rPr>
-              <w:t xml:space="preserve"> онлайн Steam бүртгэлээр нэвтэрнэ (Steam-ийн захиалагчийн гэрээгээр 13 ба түүнээс дээш нас). Бүртгэл хуваалцах, шилжүүлэхийг хориглоно. Steam Mobile апп (эсвэл и-мэйл)-аар QR кодоор нэвтэрнэ. Тэмцээнд Steam нэрийг «8а | Нэр» хэлбэрээр тохируулна (овог нэрийг бичихгүй; 3б-д «Үгүй» бол Хорооноос олгосон хоч нэрээр). Бүлгийн нэрийг сургуулийн нэршлээр солино.</w:t>
+              <w:t xml:space="preserve"> онлайн Steam бүртгэлээр нэвтэрнэ (Steam-ийн захиалагчийн гэрээгээр 13 ба түүнээс дээш нас). Бүртгэл хуваалцах, шилжүүлэхийг хориглоно. Steam Mobile апп (эсвэл и-мэйл)-аар QR кодоор нэвтэрнэ. Тэмцээнд Steam нэрийг «8а | Нэр» хэлбэрээр тохируулна (овог нэрийг бичихгүй; 3б-д «Үгүй» бол хоч нэрээр). Бүлгийн нэрийг сургуулийн нэршлээр солино.</w:t>
+            </w:r>
+          </w:p>
+        </w:tc>
+      </w:tr>
+      <w:tr>
+        <w:tc>
+          <w:tcPr>
+            <w:tcW w:type="dxa" w:w="1814"/>
+            <w:vAlign w:val="center"/>
+          </w:tcPr>
+          <w:p>
+            <w:pPr>
+              <w:spacing w:after="20" w:line="240" w:lineRule="auto"/>
+            </w:pPr>
+            <w:r/>
+            <w:r>
+              <w:rPr>
+                <w:rFonts w:ascii="Arial" w:hAnsi="Arial" w:cs="Arial" w:eastAsia="Arial"/>
+                <w:b/>
+                <w:i w:val="0"/>
+                <w:sz w:val="17"/>
+              </w:rPr>
+              <w:t>Хувийн хэрэгсэл</w:t>
+            </w:r>
+          </w:p>
+        </w:tc>
+        <w:tc>
+          <w:tcPr>
+            <w:tcW w:type="dxa" w:w="8391"/>
+            <w:vAlign w:val="center"/>
+          </w:tcPr>
+          <w:p>
+            <w:pPr>
+              <w:spacing w:after="20" w:line="240" w:lineRule="auto"/>
+            </w:pPr>
+            <w:r/>
+            <w:r>
+              <w:rPr>
+                <w:rFonts w:ascii="Arial" w:hAnsi="Arial" w:cs="Arial" w:eastAsia="Arial"/>
+                <w:b w:val="0"/>
+                <w:i w:val="0"/>
+                <w:sz w:val="17"/>
+              </w:rPr>
+              <w:t xml:space="preserve">Хүүхэд </w:t>
+            </w:r>
+            <w:r>
+              <w:rPr>
+                <w:rFonts w:ascii="Arial" w:hAnsi="Arial" w:cs="Arial" w:eastAsia="Arial"/>
+                <w:b/>
+                <w:i w:val="0"/>
+                <w:sz w:val="17"/>
+              </w:rPr>
+              <w:t>өөрийн хулгана, гар, чихэвч</w:t>
+            </w:r>
+            <w:r>
+              <w:rPr>
+                <w:rFonts w:ascii="Arial" w:hAnsi="Arial" w:cs="Arial" w:eastAsia="Arial"/>
+                <w:b w:val="0"/>
+                <w:i w:val="0"/>
+                <w:sz w:val="17"/>
+              </w:rPr>
+              <w:t xml:space="preserve">, хулганы дэвсгэрээ </w:t>
+            </w:r>
+            <w:r>
+              <w:rPr>
+                <w:rFonts w:ascii="Arial" w:hAnsi="Arial" w:cs="Arial" w:eastAsia="Arial"/>
+                <w:b/>
+                <w:i w:val="0"/>
+                <w:sz w:val="17"/>
+              </w:rPr>
+              <w:t>сайн дураараа</w:t>
+            </w:r>
+            <w:r>
+              <w:rPr>
+                <w:rFonts w:ascii="Arial" w:hAnsi="Arial" w:cs="Arial" w:eastAsia="Arial"/>
+                <w:b w:val="0"/>
+                <w:i w:val="0"/>
+                <w:sz w:val="17"/>
+              </w:rPr>
+              <w:t xml:space="preserve"> авчирч болно (сургуулийн хэрэгсэл бэлэн байна). Зөвхөн USB-ээр шууд ажилладаг төхөөрөмж ашиглана; </w:t>
+            </w:r>
+            <w:r>
+              <w:rPr>
+                <w:rFonts w:ascii="Arial" w:hAnsi="Arial" w:cs="Arial" w:eastAsia="Arial"/>
+                <w:b/>
+                <w:i w:val="0"/>
+                <w:sz w:val="17"/>
+              </w:rPr>
+              <w:t>макро, скрипт хориглоно</w:t>
+            </w:r>
+            <w:r>
+              <w:rPr>
+                <w:rFonts w:ascii="Arial" w:hAnsi="Arial" w:cs="Arial" w:eastAsia="Arial"/>
+                <w:b w:val="0"/>
+                <w:i w:val="0"/>
+                <w:sz w:val="17"/>
+              </w:rPr>
+              <w:t xml:space="preserve">. Хувийн хэрэгслийг хүүхэд </w:t>
+            </w:r>
+            <w:r>
+              <w:rPr>
+                <w:rFonts w:ascii="Arial" w:hAnsi="Arial" w:cs="Arial" w:eastAsia="Arial"/>
+                <w:b/>
+                <w:i w:val="0"/>
+                <w:sz w:val="17"/>
+              </w:rPr>
+              <w:t>өөрөө хариуцна</w:t>
+            </w:r>
+            <w:r>
+              <w:rPr>
+                <w:rFonts w:ascii="Arial" w:hAnsi="Arial" w:cs="Arial" w:eastAsia="Arial"/>
+                <w:b w:val="0"/>
+                <w:i w:val="0"/>
+                <w:sz w:val="17"/>
+              </w:rPr>
+              <w:t>; гээгдэл, гэмтлийг сургууль хариуцахгүй.</w:t>
             </w:r>
           </w:p>
         </w:tc>
@@ -657,7 +760,7 @@
                 <w:i w:val="0"/>
                 <w:sz w:val="17"/>
               </w:rPr>
-              <w:t>Бүх хугацаанд анги удирдсан багш (багийн менежер), шүүгч, жижүүр багш, хүлээлгийн өрөөний хариуцагч, нийгмийн ажилтан хяналт тавьж, эмч/сувилагч байлцана. Охид хөвгүүдийн хамт ангийнхаа багт тоглоно. Хүүхдийн амь нас, эрүүл мэнд, аюулгүй байдалд эрсдэл учруулах үйл ажиллагаа явуулахгүй (мөн хуулийн 6.3.4); зохион байгуулагч мөн хуулийн 9.1–9.2-т заасан хариуцлагыг хүлээнэ.</w:t>
+              <w:t>Бүх хугацаанд анги удирдсан багш (багийн менежер), шүүгч, жижүүр багш, нийгмийн ажилтан Г.Энхнаран хяналт тавьж, эмч/сувилагч байлцана. Охид хөвгүүдийн хамт ангийнхаа багт тоглоно. Хүүхдийн амь нас, эрүүл мэнд, аюулгүй байдалд эрсдэл учруулах үйл ажиллагаа явуулахгүй (мөн хуулийн 6.3.4); зохион байгуулагч мөн хуулийн 9.1–9.2-т заасан хариуцлагыг хүлээнэ.</w:t>
             </w:r>
           </w:p>
         </w:tc>
@@ -781,7 +884,7 @@
                 <w:i w:val="0"/>
                 <w:sz w:val="17"/>
               </w:rPr>
-              <w:t>сургуулийн нягтлан бодогч</w:t>
+              <w:t>зохион байгуулагч А.Мөнгөншагайд</w:t>
             </w:r>
             <w:r>
               <w:rPr>
@@ -790,26 +893,7 @@
                 <w:i w:val="0"/>
                 <w:sz w:val="17"/>
               </w:rPr>
-              <w:t xml:space="preserve"> </w:t>
-            </w:r>
-            <w:r>
-              <w:rPr>
-                <w:rFonts w:ascii="Arial" w:hAnsi="Arial" w:cs="Arial" w:eastAsia="Arial"/>
-                <w:b w:val="0"/>
-                <w:i w:val="0"/>
-                <w:sz w:val="17"/>
-                <w:highlight w:val="yellow"/>
-              </w:rPr>
-              <w:t>[Нягтлан бодогчийн нэр]</w:t>
-            </w:r>
-            <w:r>
-              <w:rPr>
-                <w:rFonts w:ascii="Arial" w:hAnsi="Arial" w:cs="Arial" w:eastAsia="Arial"/>
-                <w:b w:val="0"/>
-                <w:i w:val="0"/>
-                <w:sz w:val="17"/>
-              </w:rPr>
-              <w:t xml:space="preserve">-д бэлнээр эсвэл сургуулийн дансаар </w:t>
+              <w:t xml:space="preserve"> бэлнээр эсвэл сургуулийн дансаар </w:t>
             </w:r>
             <w:r>
               <w:rPr>
@@ -1103,7 +1187,7 @@
     </w:tbl>
     <w:p>
       <w:pPr>
-        <w:spacing w:after="40"/>
+        <w:spacing w:after="0" w:line="80" w:lineRule="exact"/>
       </w:pPr>
     </w:p>
     <w:p>
@@ -1213,7 +1297,7 @@
                 <w:i w:val="0"/>
                 <w:sz w:val="17"/>
               </w:rPr>
-              <w:t>Тэмцээний бүртгэл, зөвшөөрөл шалгах; Steam бүртгэлийг тэмцээний серверт тохируулах; сугалаа, хуваарь, үр дүн гаргах; тоглолтыг танхимын проектор, сургуулийн Facebook хуудсанд дамжуулах (3-р хэсэгт зөвшөөрсөн хэмжээнд); шагнал олгох; эцэг эх, асран хамгаалагчтай холбогдох.</w:t>
+              <w:t>Тэмцээний бүртгэл, зөвшөөрөл шалгах; Steam бүртгэлийг тэмцээний серверт тохируулах; сугалаа, хуваарь, үр дүн гаргах; тоглолтыг Урлагийн заалын LED дэлгэц, сургуулийн Facebook хуудсанд дамжуулах (3-р хэсэгт зөвшөөрсөн хэмжээнд); шагнал олгох; эцэг эх, асран хамгаалагчтай холбогдох.</w:t>
             </w:r>
           </w:p>
         </w:tc>
@@ -1257,7 +1341,7 @@
                 <w:i w:val="0"/>
                 <w:sz w:val="17"/>
               </w:rPr>
-              <w:t xml:space="preserve">Octolearn London School. Холбоо барих: Зохион байгуулах хорооны нарийн бичиг А.Мөнгөншагай, утас 60114971, 94741053, и-мэйл </w:t>
+              <w:t xml:space="preserve">Octolearn London School. Холбоо барих: зохион байгуулагч А.Мөнгөншагай, утас 60114971, 94741053, и-мэйл </w:t>
             </w:r>
             <w:r>
               <w:rPr>
@@ -1276,7 +1360,7 @@
                 <w:i w:val="0"/>
                 <w:sz w:val="17"/>
               </w:rPr>
-              <w:t>.</w:t>
+              <w:t>; зөвшөөрөл, хүүхэд хамгаалал — нийгмийн ажилтан Г.Энхнаран.</w:t>
             </w:r>
           </w:p>
         </w:tc>
@@ -1382,7 +1466,7 @@
                 <w:i w:val="0"/>
                 <w:sz w:val="17"/>
               </w:rPr>
-              <w:t xml:space="preserve"> устгана. Хорооны дотоод бичлэг (нийтлэхгүй) болон бусад мэдээллийг </w:t>
+              <w:t xml:space="preserve"> устгана. Дотоод бичлэг (нийтлэхгүй) болон бусад мэдээллийг </w:t>
             </w:r>
             <w:r>
               <w:rPr>
@@ -1594,7 +1678,7 @@
     </w:tbl>
     <w:p>
       <w:pPr>
-        <w:spacing w:after="40"/>
+        <w:spacing w:after="0" w:line="80" w:lineRule="exact"/>
       </w:pPr>
     </w:p>
     <w:p>
@@ -1659,7 +1743,7 @@
           <w:i w:val="0"/>
           <w:sz w:val="19"/>
         </w:rPr>
-        <w:t>3. ЗУРАГ, БИЧЛЭГ, ПРОЕКТОР, ШУУД ДАМЖУУЛАЛТЫН ТУСГАЙ ЗӨВШӨӨРӨЛ (тус бүрд тэмдэглэнэ)</w:t>
+        <w:t>3. ЗУРАГ, БИЧЛЭГ, LED ДЭЛГЭЦ, ШУУД ДАМЖУУЛАЛТЫН ТУСГАЙ ЗӨВШӨӨРӨЛ (тус бүрд тэмдэглэнэ)</w:t>
       </w:r>
     </w:p>
     <w:tbl>
@@ -1994,26 +2078,7 @@
                 <w:i w:val="0"/>
                 <w:sz w:val="17"/>
               </w:rPr>
-              <w:t xml:space="preserve">Хүүхдийн тоглолт, Steam нэр </w:t>
-            </w:r>
-            <w:r>
-              <w:rPr>
-                <w:rFonts w:ascii="Arial" w:hAnsi="Arial" w:cs="Arial" w:eastAsia="Arial"/>
-                <w:b w:val="0"/>
-                <w:i w:val="0"/>
-                <w:sz w:val="17"/>
-                <w:highlight w:val="yellow"/>
-              </w:rPr>
-              <w:t>[Танхимын нэр]</w:t>
-            </w:r>
-            <w:r>
-              <w:rPr>
-                <w:rFonts w:ascii="Arial" w:hAnsi="Arial" w:cs="Arial" w:eastAsia="Arial"/>
-                <w:b w:val="0"/>
-                <w:i w:val="0"/>
-                <w:sz w:val="17"/>
-              </w:rPr>
-              <w:t>-ийн проектор дээр харагдах</w:t>
+              <w:t>Хүүхдийн тоглолт, Steam нэр Урлагийн заалын LED дэлгэц дээр харагдах</w:t>
             </w:r>
           </w:p>
         </w:tc>
@@ -2335,7 +2400,7 @@
     </w:tbl>
     <w:p>
       <w:pPr>
-        <w:spacing w:after="40"/>
+        <w:spacing w:after="0" w:line="80" w:lineRule="exact"/>
       </w:pPr>
     </w:p>
     <w:p>
@@ -2367,7 +2432,7 @@
           <w:i/>
           <w:sz w:val="17"/>
         </w:rPr>
-        <w:t xml:space="preserve"> (хоч нэрийг Хороо олгоно; 3а-д «Үгүй» бол танхимын проектор дээр мөн хоч нэрээр харагдана). 3в-д «Үгүй» бол хүүхэд шууд дамжуулалтад дуу хоолой нь гарах тайлбарлагч, хөтлөгчийн үүрэг гүйцэтгэхгүй. Хүүхдийн хувийн нууцад халдсан байдлаар зураг, бичлэг тараасан этгээд Хүүхэд хамгааллын тухай хуулийн 8.4-т заасны дагуу хариуцлага хүлээнэ.</w:t>
+        <w:t xml:space="preserve"> (хоч нэрийг зохион байгуулагч олгоно; 3а-д «Үгүй» бол Урлагийн заалын LED дэлгэц дээр мөн хоч нэрээр харагдана). 3в-д «Үгүй» бол хүүхэд шууд дамжуулалтад дуу хоолой нь гарах тайлбарлагч, хөтлөгчийн үүрэг гүйцэтгэхгүй. Хүүхдийн хувийн нууцад халдсан байдлаар зураг, бичлэг тараасан этгээд Хүүхэд хамгааллын тухай хуулийн 8.4-т заасны дагуу хариуцлага хүлээнэ.</w:t>
       </w:r>
     </w:p>
     <w:p>
@@ -2542,7 +2607,7 @@
           <w:i w:val="0"/>
           <w:sz w:val="19"/>
         </w:rPr>
-        <w:t xml:space="preserve"> цагаас өмнө анги удирдсан багшид хүлээлгэн өгнө (бүх анги, бүх оролцогчид адил). </w:t>
+        <w:t xml:space="preserve"> цагаас өмнө анги удирдсан багшид хүлээлгэн өгнө; анги удирдсан багш нийгмийн ажилтан Г.Энхнаранд шилжүүлнэ. </w:t>
       </w:r>
       <w:r>
         <w:rPr>
@@ -2617,7 +2682,7 @@
           <w:i w:val="0"/>
           <w:sz w:val="18"/>
         </w:rPr>
-        <w:t>Сонголт (Т — тийм, Ү — үгүй):  оролцох ☐Т ☐Ү  ·  мэдээлэл боловсруулах ☐Т ☐Ү  ·  зураг ☐Т ☐Ү  ·  видео ☐Т ☐Ү  ·  проектор (3а) ☐Т ☐Ү  ·  цахим дамжуулалт (3б) ☐Т ☐Ү  ·  тайлбарлагчийн дуу (3в) ☐Т ☐Ү  ·  нэр нийтлэх ☐Т ☐Ү</w:t>
+        <w:t>Сонголт (Т — тийм, Ү — үгүй):  оролцох ☐Т ☐Ү  ·  мэдээлэл боловсруулах ☐Т ☐Ү  ·  зураг ☐Т ☐Ү  ·  видео ☐Т ☐Ү  ·  LED дэлгэц (3а) ☐Т ☐Ү  ·  цахим дамжуулалт (3б) ☐Т ☐Ү  ·  тайлбарлагчийн дуу (3в) ☐Т ☐Ү  ·  нэр нийтлэх ☐Т ☐Ү</w:t>
       </w:r>
     </w:p>
     <w:p>
@@ -2644,7 +2709,7 @@
           <w:i w:val="0"/>
           <w:sz w:val="17"/>
         </w:rPr>
-        <w:t xml:space="preserve">Хураамж: ангийн баг тутам 120 000 ₮ — нягтлан бодогчид баримттай, 2026.10.23 (Баасан) 17:00 хүртэл. Шууд дамжуулалт: Facebook хуудас «Octolearn London School», 2026.10.24–25; бичлэгийг 2026.11.01-ний дотор устгана. Асуулт, хүсэлт, зөвшөөрөл цуцлах: зохион байгуулагч А.Мөнгөншагай, утас 60114971, 94741053, и-мэйл </w:t>
+        <w:t xml:space="preserve">Хураамж: ангийн баг тутам 120 000 ₮ — зохион байгуулагч А.Мөнгөншагайд баримттай, 2026.10.23 (Баасан) 17:00 хүртэл. Шууд дамжуулалт: Facebook хуудас «Octolearn London School», 2026.10.24–25; бичлэгийг 2026.11.01-ний дотор устгана. Асуулт, хүсэлт, зөвшөөрөл цуцлах: зохион байгуулагч А.Мөнгөншагай, утас 60114971, 94741053, и-мэйл </w:t>
       </w:r>
       <w:r>
         <w:rPr>
@@ -2921,7 +2986,7 @@
                 <w:i w:val="0"/>
                 <w:sz w:val="17"/>
               </w:rPr>
-              <w:t xml:space="preserve">Octolearn London School. Холбоо барих: зохион байгуулагч А.Мөнгөншагай, утас 60114971, 94741053, и-мэйл </w:t>
+              <w:t xml:space="preserve">Octolearn London School. Холбоо барих: зохион байгуулагч, мэдээллийн технологийн багш А.Мөнгөншагай (утас 60114971, 94741053), и-мэйл </w:t>
             </w:r>
             <w:r>
               <w:rPr>
@@ -2940,7 +3005,7 @@
                 <w:i w:val="0"/>
                 <w:sz w:val="17"/>
               </w:rPr>
-              <w:t>.</w:t>
+              <w:t>; зөвшөөрөл, хүүхэд хамгаалал — нийгмийн ажилтан Г.Энхнаран.</w:t>
             </w:r>
           </w:p>
         </w:tc>
@@ -3285,26 +3350,7 @@
           <w:i/>
           <w:sz w:val="17"/>
         </w:rPr>
-        <w:t xml:space="preserve">Тоглолтыг </w:t>
-      </w:r>
-      <w:r>
-        <w:rPr>
-          <w:rFonts w:ascii="Arial" w:hAnsi="Arial" w:cs="Arial" w:eastAsia="Arial"/>
-          <w:b w:val="0"/>
-          <w:i/>
-          <w:sz w:val="17"/>
-          <w:highlight w:val="yellow"/>
-        </w:rPr>
-        <w:t>[Танхимын нэр]</w:t>
-      </w:r>
-      <w:r>
-        <w:rPr>
-          <w:rFonts w:ascii="Arial" w:hAnsi="Arial" w:cs="Arial" w:eastAsia="Arial"/>
-          <w:b w:val="0"/>
-          <w:i/>
-          <w:sz w:val="17"/>
-        </w:rPr>
-        <w:t xml:space="preserve">-ийн проектороор үзүүлж, сургуулийн албан ёсны Facebook хуудас «Octolearn London School»-д 2026.10.24–25-нд нээлттэй шууд дамжуулна: зөвхөн тоглоомын дүрс (90 секундын саатал), тайлбарлагчийн дуу; тоглогчийн царай, дуу хоолой, овог нэр гарахгүй; бичлэгийг хуудаснаас 2026.11.01-ний дотор устгана. Маягт 05-ын өмнөх 3-р сонголтыг доорх 3а–3в-ээр орлуулна; энэ хэсгийг бөглөөгүй бол 3а-г өмнөх 3-р сонголтоор тооцож, 3б, 3в-г </w:t>
+        <w:t xml:space="preserve">Тоглолтыг Урлагийн заалын LED дэлгэцээр үзүүлж, сургуулийн албан ёсны Facebook хуудас «Octolearn London School»-д 2026.10.24–25-нд нээлттэй шууд дамжуулна: зөвхөн тоглоомын дүрс (90 секундын саатал), тайлбарлагчийн дуу; тоглогчийн царай, дуу хоолой, овог нэр гарахгүй; бичлэгийг хуудаснаас 2026.11.01-ний дотор устгана. Маягт 05-ын өмнөх 3-р сонголтыг доорх 3а–3в-ээр орлуулна; энэ хэсгийг бөглөөгүй бол 3а-г өмнөх 3-р сонголтоор тооцож, 3б, 3в-г </w:t>
       </w:r>
       <w:r>
         <w:rPr>
@@ -3477,26 +3523,7 @@
                 <w:i w:val="0"/>
                 <w:sz w:val="17"/>
               </w:rPr>
-              <w:t xml:space="preserve">Хүүхдийн тоглолт, Steam нэр </w:t>
-            </w:r>
-            <w:r>
-              <w:rPr>
-                <w:rFonts w:ascii="Arial" w:hAnsi="Arial" w:cs="Arial" w:eastAsia="Arial"/>
-                <w:b w:val="0"/>
-                <w:i w:val="0"/>
-                <w:sz w:val="17"/>
-                <w:highlight w:val="yellow"/>
-              </w:rPr>
-              <w:t>[Танхимын нэр]</w:t>
-            </w:r>
-            <w:r>
-              <w:rPr>
-                <w:rFonts w:ascii="Arial" w:hAnsi="Arial" w:cs="Arial" w:eastAsia="Arial"/>
-                <w:b w:val="0"/>
-                <w:i w:val="0"/>
-                <w:sz w:val="17"/>
-              </w:rPr>
-              <w:t>-ийн проектор дээр харагдах</w:t>
+              <w:t>Хүүхдийн тоглолт, Steam нэр Урлагийн заалын LED дэлгэц дээр харагдах</w:t>
             </w:r>
           </w:p>
         </w:tc>
@@ -3836,7 +3863,7 @@
           <w:i w:val="0"/>
           <w:sz w:val="19"/>
         </w:rPr>
-        <w:t xml:space="preserve"> цагаас өмнө анги удирдсан багшид хүлээлгэн өгнө үү. </w:t>
+        <w:t xml:space="preserve"> цагаас өмнө анги удирдсан багшид хүлээлгэн өгнө үү; анги удирдсан багш нийгмийн ажилтан Г.Энхнаранд шилжүүлнэ. </w:t>
       </w:r>
       <w:r>
         <w:rPr>
@@ -3901,7 +3928,7 @@
                 <w:i w:val="0"/>
                 <w:sz w:val="18"/>
               </w:rPr>
-              <w:t>Системд тэмдэглэсэн (зохион байгуулагч): ☐ 05б  ☐ 3б «Үгүй» → хоч нэр: «........ | ........................»</w:t>
+              <w:t>Системд тэмдэглэсэн (нийгмийн ажилтан Г.Энхнаран): ☐ 05б  ☐ 3б «Үгүй» → хоч нэр: «........ | ........................»</w:t>
             </w:r>
           </w:p>
         </w:tc>

--- a/docs/assets/docs/05_Zovshoorol.docx
+++ b/docs/assets/docs/05_Zovshoorol.docx
@@ -866,7 +866,7 @@
                 <w:i w:val="0"/>
                 <w:sz w:val="17"/>
               </w:rPr>
-              <w:t>Ангийн баг тутам 120 000 ₮</w:t>
+              <w:t>Баг тутам 120 000 ₮</w:t>
             </w:r>
             <w:r>
               <w:rPr>
@@ -875,7 +875,7 @@
                 <w:i w:val="0"/>
                 <w:sz w:val="17"/>
               </w:rPr>
-              <w:t xml:space="preserve"> (нэг тоглогчид ≈20 000 ₮); Багш нарын баг төлөхгүй. Багийн ахлагч эсвэл ангийн төлөөлөгч </w:t>
+              <w:t xml:space="preserve"> (нэг тоглогчид ≈20 000 ₮; Багш нарын баг мөн адил). Багийн ахлагч эсвэл ангийн төлөөлөгч </w:t>
             </w:r>
             <w:r>
               <w:rPr>
@@ -947,7 +947,7 @@
                 <w:i w:val="0"/>
                 <w:sz w:val="17"/>
               </w:rPr>
-              <w:t>. Хураамж төлөөгүй ангийн баг оролцохгүй; тэмцээн цуцлагдвал бүрэн буцаана. Хураамжийг захирлын тушаалаар тогтоосон; нийт хураамжийг (1 320 000 ₮) бүхэлд нь шагналд зарцуулж, орлого, зарлагыг тэмцээний дараа нийтэд тайлагнана.</w:t>
+              <w:t>. Хураамж төлөөгүй баг оролцохгүй; тэмцээн цуцлагдвал бүрэн буцаана. Хураамжийг захирлын тушаалаар тогтоосон; нийт хураамжийг (1 440 000 ₮) бүхэлд нь шагналд зарцуулж, орлого, зарлагыг тэмцээний дараа нийтэд тайлагнана.</w:t>
             </w:r>
           </w:p>
         </w:tc>
@@ -1018,7 +1018,7 @@
                 <w:i w:val="0"/>
                 <w:sz w:val="17"/>
               </w:rPr>
-              <w:t>600 000 ₮</w:t>
+              <w:t>360 000 ₮</w:t>
             </w:r>
             <w:r>
               <w:rPr>
@@ -1054,7 +1054,7 @@
                 <w:i w:val="0"/>
                 <w:sz w:val="17"/>
               </w:rPr>
-              <w:t>360 000 ₮</w:t>
+              <w:t>240 000 ₮</w:t>
             </w:r>
             <w:r>
               <w:rPr>
@@ -1090,7 +1090,7 @@
                 <w:i w:val="0"/>
                 <w:sz w:val="17"/>
               </w:rPr>
-              <w:t>240 000 ₮</w:t>
+              <w:t>120 000 ₮</w:t>
             </w:r>
             <w:r>
               <w:rPr>
@@ -1108,7 +1108,7 @@
                 <w:i w:val="0"/>
                 <w:sz w:val="17"/>
               </w:rPr>
-              <w:t>100 000 ₮</w:t>
+              <w:t>80 000 ₮</w:t>
             </w:r>
             <w:r>
               <w:rPr>
@@ -1135,7 +1135,7 @@
                 <w:i w:val="0"/>
                 <w:sz w:val="17"/>
               </w:rPr>
-              <w:t xml:space="preserve"> (тоглогч бүрд 100 000 ₮ / 60 000 ₮ / 40 000 ₮). Skin, item, бооцоо байхгүй.</w:t>
+              <w:t xml:space="preserve"> (тоглогч бүрд 60 000 ₮ / 40 000 ₮ / 20 000 ₮). Skin, item, бооцоо байхгүй.</w:t>
             </w:r>
           </w:p>
         </w:tc>
@@ -2709,7 +2709,7 @@
           <w:i w:val="0"/>
           <w:sz w:val="17"/>
         </w:rPr>
-        <w:t xml:space="preserve">Хураамж: ангийн баг тутам 120 000 ₮ — зохион байгуулагч А.Мөнгөншагайд баримттай, 2026.10.23 (Баасан) 17:00 хүртэл. Шууд дамжуулалт: Facebook хуудас «Octolearn London School», 2026.10.24–25; бичлэгийг 2026.11.01-ний дотор устгана. Асуулт, хүсэлт, зөвшөөрөл цуцлах: зохион байгуулагч А.Мөнгөншагай, утас 60114971, 94741053, и-мэйл </w:t>
+        <w:t xml:space="preserve">Хураамж: баг тутам 120 000 ₮ — зохион байгуулагч А.Мөнгөншагайд баримттай, 2026.10.23 (Баасан) 17:00 хүртэл. Шууд дамжуулалт: Facebook хуудас «Octolearn London School», 2026.10.24–25; бичлэгийг 2026.11.01-ний дотор устгана. Асуулт, хүсэлт, зөвшөөрөл цуцлах: зохион байгуулагч А.Мөнгөншагай, утас 60114971, 94741053, и-мэйл </w:t>
       </w:r>
       <w:r>
         <w:rPr>
